--- a/semester6/DOC_PROJETO.docx
+++ b/semester6/DOC_PROJETO.docx
@@ -3,9 +3,14 @@
 <w:document xmlns:wpc="http://schemas.microsoft.com/office/word/2010/wordprocessingCanvas" xmlns:cx="http://schemas.microsoft.com/office/drawing/2014/chartex" xmlns:cx1="http://schemas.microsoft.com/office/drawing/2015/9/8/chartex" xmlns:cx2="http://schemas.microsoft.com/office/drawing/2015/10/21/chartex" xmlns:cx3="http://schemas.microsoft.com/office/drawing/2016/5/9/chartex" xmlns:cx4="http://schemas.microsoft.com/office/drawing/2016/5/10/chartex" xmlns:cx5="http://schemas.microsoft.com/office/drawing/2016/5/11/chartex" xmlns:cx6="http://schemas.microsoft.com/office/drawing/2016/5/12/chartex" xmlns:cx7="http://schemas.microsoft.com/office/drawing/2016/5/13/chartex" xmlns:cx8="http://schemas.microsoft.com/office/drawing/2016/5/14/chartex" xmlns:mc="http://schemas.openxmlformats.org/markup-compatibility/2006" xmlns:aink="http://schemas.microsoft.com/office/drawing/2016/ink" xmlns:am3d="http://schemas.microsoft.com/office/drawing/2017/model3d" xmlns:o="urn:schemas-microsoft-com:office:office" xmlns:oel="http://schemas.microsoft.com/office/2019/extlst" xmlns:r="http://schemas.openxmlformats.org/officeDocument/2006/relationships" xmlns:m="http://schemas.openxmlformats.org/officeDocument/2006/math" xmlns:v="urn:schemas-microsoft-com:vml" xmlns:wp14="http://schemas.microsoft.com/office/word/2010/wordprocessingDrawing" xmlns:wp="http://schemas.openxmlformats.org/drawingml/2006/wordprocessingDrawing" xmlns:w10="urn:schemas-microsoft-com:office:word" xmlns:w="http://schemas.openxmlformats.org/wordprocessingml/2006/main" xmlns:w14="http://schemas.microsoft.com/office/word/2010/wordml" xmlns:w15="http://schemas.microsoft.com/office/word/2012/wordml" xmlns:w16cex="http://schemas.microsoft.com/office/word/2018/wordml/cex" xmlns:w16cid="http://schemas.microsoft.com/office/word/2016/wordml/cid" xmlns:w16="http://schemas.microsoft.com/office/word/2018/wordml" xmlns:w16sdtdh="http://schemas.microsoft.com/office/word/2020/wordml/sdtdatahash" xmlns:w16se="http://schemas.microsoft.com/office/word/2015/wordml/symex" xmlns:wpg="http://schemas.microsoft.com/office/word/2010/wordprocessingGroup" xmlns:wpi="http://schemas.microsoft.com/office/word/2010/wordprocessingInk" xmlns:wne="http://schemas.microsoft.com/office/word/2006/wordml" xmlns:wps="http://schemas.microsoft.com/office/word/2010/wordprocessingShape" mc:Ignorable="w14 w15 w16se w16cid w16 w16cex w16sdtdh wp14">
   <w:body>
     <w:p>
-      <w:r>
-        <w:rPr>
+      <w:pPr>
+        <w:spacing w:line="360" w:lineRule="auto"/>
+      </w:pPr>
+      <w:r>
+        <w:rPr>
+          <w:rFonts w:ascii="Times New Roman" w:hAnsi="Times New Roman" w:cs="Times New Roman" w:eastAsia="Times New Roman"/>
           <w:noProof/>
+          <w:sz w:val="24"/>
         </w:rPr>
         <mc:AlternateContent>
           <mc:Choice Requires="wpg">
@@ -200,9 +205,14 @@
         </mc:AlternateContent>
       </w:r>
     </w:p>
-    <w:p/>
-    <w:p>
-      <w:pPr>
+    <w:p>
+      <w:pPr>
+        <w:spacing w:line="360" w:lineRule="auto"/>
+      </w:pPr>
+    </w:p>
+    <w:p>
+      <w:pPr>
+        <w:spacing w:line="360" w:lineRule="auto"/>
         <w:jc w:val="center"/>
         <w:rPr>
           <w:rFonts w:ascii="Arial" w:hAnsi="Arial" w:cs="Arial"/>
@@ -212,15 +222,17 @@
       </w:pPr>
       <w:r>
         <w:rPr>
-          <w:rFonts w:ascii="Arial" w:hAnsi="Arial" w:cs="Arial"/>
-          <w:b/>
-          <w:bCs/>
+          <w:rFonts w:ascii="Times New Roman" w:hAnsi="Times New Roman" w:cs="Times New Roman" w:eastAsia="Times New Roman"/>
+          <w:b/>
+          <w:bCs/>
+          <w:sz w:val="24"/>
         </w:rPr>
         <w:t>FACULDADE DE TECNOLOGIA DE VOTORANTIM</w:t>
       </w:r>
     </w:p>
     <w:p>
       <w:pPr>
+        <w:spacing w:line="360" w:lineRule="auto"/>
         <w:jc w:val="center"/>
         <w:rPr>
           <w:rFonts w:ascii="Arial" w:hAnsi="Arial" w:cs="Arial"/>
@@ -230,32 +242,36 @@
       </w:pPr>
       <w:r>
         <w:rPr>
-          <w:rFonts w:ascii="Arial" w:hAnsi="Arial" w:cs="Arial"/>
-          <w:b/>
-          <w:bCs/>
+          <w:rFonts w:ascii="Times New Roman" w:hAnsi="Times New Roman" w:cs="Times New Roman" w:eastAsia="Times New Roman"/>
+          <w:b/>
+          <w:bCs/>
+          <w:sz w:val="24"/>
         </w:rPr>
         <w:t>DESENVOLVIMENTO DE SOFTWARE MULTIPLATAFORMA</w:t>
       </w:r>
     </w:p>
     <w:p>
       <w:pPr>
-        <w:rPr>
-          <w:rFonts w:ascii="Arial" w:hAnsi="Arial" w:cs="Arial"/>
-          <w:b/>
-          <w:bCs/>
-        </w:rPr>
-      </w:pPr>
-      <w:r>
-        <w:rPr>
-          <w:rFonts w:ascii="Arial" w:hAnsi="Arial" w:cs="Arial"/>
-          <w:b/>
-          <w:bCs/>
+        <w:spacing w:line="360" w:lineRule="auto"/>
+        <w:rPr>
+          <w:rFonts w:ascii="Arial" w:hAnsi="Arial" w:cs="Arial"/>
+          <w:b/>
+          <w:bCs/>
+        </w:rPr>
+      </w:pPr>
+      <w:r>
+        <w:rPr>
+          <w:rFonts w:ascii="Times New Roman" w:hAnsi="Times New Roman" w:cs="Times New Roman" w:eastAsia="Times New Roman"/>
+          <w:b/>
+          <w:bCs/>
+          <w:sz w:val="24"/>
         </w:rPr>
         <w:br/>
       </w:r>
     </w:p>
     <w:p>
       <w:pPr>
+        <w:spacing w:line="360" w:lineRule="auto"/>
         <w:jc w:val="center"/>
         <w:rPr>
           <w:rFonts w:ascii="Arial" w:hAnsi="Arial" w:cs="Arial"/>
@@ -267,9 +283,10 @@
       </w:pPr>
       <w:r>
         <w:rPr>
-          <w:rFonts w:ascii="Arial" w:hAnsi="Arial" w:cs="Arial"/>
-          <w:b/>
-          <w:bCs/>
+          <w:rFonts w:ascii="Times New Roman" w:hAnsi="Times New Roman" w:cs="Times New Roman" w:eastAsia="Times New Roman"/>
+          <w:b/>
+          <w:bCs/>
+          <w:sz w:val="24"/>
           <w:szCs w:val="28"/>
         </w:rPr>
         <w:t>DelBicos - Delivery de Bicos</w:t>
@@ -277,6 +294,7 @@
     </w:p>
     <w:p>
       <w:pPr>
+        <w:spacing w:line="360" w:lineRule="auto"/>
         <w:jc w:val="center"/>
         <w:rPr>
           <w:rFonts w:ascii="Arial" w:hAnsi="Arial" w:cs="Arial"/>
@@ -288,9 +306,10 @@
       </w:pPr>
       <w:r>
         <w:rPr>
-          <w:rFonts w:ascii="Arial" w:hAnsi="Arial" w:cs="Arial"/>
+          <w:rFonts w:ascii="Times New Roman" w:hAnsi="Times New Roman" w:cs="Times New Roman" w:eastAsia="Times New Roman"/>
           <w:i/>
           <w:iCs/>
+          <w:sz w:val="24"/>
           <w:szCs w:val="28"/>
         </w:rPr>
         <w:t>Disciplina-chave</w:t>
@@ -298,6 +317,7 @@
     </w:p>
     <w:p>
       <w:pPr>
+        <w:spacing w:line="360" w:lineRule="auto"/>
         <w:jc w:val="center"/>
         <w:rPr>
           <w:rFonts w:ascii="Arial" w:hAnsi="Arial" w:cs="Arial"/>
@@ -307,7 +327,8 @@
       </w:pPr>
       <w:r>
         <w:rPr>
-          <w:rFonts w:ascii="Arial" w:hAnsi="Arial" w:cs="Arial"/>
+          <w:rFonts w:ascii="Times New Roman" w:hAnsi="Times New Roman" w:cs="Times New Roman" w:eastAsia="Times New Roman"/>
+          <w:sz w:val="24"/>
           <w:szCs w:val="28"/>
         </w:rPr>
         <w:t>Laboratório de Desenvolvimento Multiplataforma</w:t>
@@ -315,6 +336,7 @@
     </w:p>
     <w:p>
       <w:pPr>
+        <w:spacing w:line="360" w:lineRule="auto"/>
         <w:jc w:val="center"/>
         <w:rPr>
           <w:rFonts w:ascii="Arial" w:hAnsi="Arial" w:cs="Arial"/>
@@ -325,6 +347,7 @@
     </w:p>
     <w:p>
       <w:pPr>
+        <w:spacing w:line="360" w:lineRule="auto"/>
         <w:jc w:val="center"/>
         <w:rPr>
           <w:rFonts w:ascii="Arial" w:hAnsi="Arial" w:cs="Arial"/>
@@ -336,9 +359,10 @@
       </w:pPr>
       <w:r>
         <w:rPr>
-          <w:rFonts w:ascii="Arial" w:hAnsi="Arial" w:cs="Arial"/>
+          <w:rFonts w:ascii="Times New Roman" w:hAnsi="Times New Roman" w:cs="Times New Roman" w:eastAsia="Times New Roman"/>
           <w:i/>
           <w:iCs/>
+          <w:sz w:val="24"/>
           <w:szCs w:val="28"/>
         </w:rPr>
         <w:t>Disciplinas satélites</w:t>
@@ -346,6 +370,7 @@
     </w:p>
     <w:p>
       <w:pPr>
+        <w:spacing w:line="360" w:lineRule="auto"/>
         <w:jc w:val="center"/>
         <w:rPr>
           <w:rFonts w:ascii="Arial" w:hAnsi="Arial" w:cs="Arial"/>
@@ -355,7 +380,8 @@
       </w:pPr>
       <w:r>
         <w:rPr>
-          <w:rFonts w:ascii="Arial" w:hAnsi="Arial" w:cs="Arial"/>
+          <w:rFonts w:ascii="Times New Roman" w:hAnsi="Times New Roman" w:cs="Times New Roman" w:eastAsia="Times New Roman"/>
+          <w:sz w:val="24"/>
           <w:szCs w:val="28"/>
         </w:rPr>
         <w:t>Computação em Nuvem II</w:t>
@@ -363,6 +389,7 @@
     </w:p>
     <w:p>
       <w:pPr>
+        <w:spacing w:line="360" w:lineRule="auto"/>
         <w:jc w:val="center"/>
         <w:rPr>
           <w:rFonts w:ascii="Arial" w:hAnsi="Arial" w:cs="Arial"/>
@@ -372,7 +399,8 @@
       </w:pPr>
       <w:r>
         <w:rPr>
-          <w:rFonts w:ascii="Arial" w:hAnsi="Arial" w:cs="Arial"/>
+          <w:rFonts w:ascii="Times New Roman" w:hAnsi="Times New Roman" w:cs="Times New Roman" w:eastAsia="Times New Roman"/>
+          <w:sz w:val="24"/>
           <w:szCs w:val="28"/>
         </w:rPr>
         <w:t>Processamento de Linguagem Natural</w:t>
@@ -380,6 +408,7 @@
     </w:p>
     <w:p>
       <w:pPr>
+        <w:spacing w:line="360" w:lineRule="auto"/>
         <w:jc w:val="center"/>
         <w:rPr>
           <w:rFonts w:ascii="Arial" w:hAnsi="Arial" w:cs="Arial"/>
@@ -389,7 +418,8 @@
       </w:pPr>
       <w:r>
         <w:rPr>
-          <w:rFonts w:ascii="Arial" w:hAnsi="Arial" w:cs="Arial"/>
+          <w:rFonts w:ascii="Times New Roman" w:hAnsi="Times New Roman" w:cs="Times New Roman" w:eastAsia="Times New Roman"/>
+          <w:sz w:val="24"/>
           <w:szCs w:val="28"/>
         </w:rPr>
         <w:t>Qualidade e Testes de Software</w:t>
@@ -397,6 +427,7 @@
     </w:p>
     <w:p>
       <w:pPr>
+        <w:spacing w:line="360" w:lineRule="auto"/>
         <w:jc w:val="center"/>
         <w:rPr>
           <w:rFonts w:ascii="Arial" w:hAnsi="Arial" w:cs="Arial"/>
@@ -407,6 +438,7 @@
     </w:p>
     <w:p>
       <w:pPr>
+        <w:spacing w:line="360" w:lineRule="auto"/>
         <w:jc w:val="center"/>
         <w:rPr>
           <w:rFonts w:ascii="Arial" w:hAnsi="Arial" w:cs="Arial"/>
@@ -417,6 +449,7 @@
     </w:p>
     <w:p>
       <w:pPr>
+        <w:spacing w:line="360" w:lineRule="auto"/>
         <w:jc w:val="center"/>
         <w:rPr>
           <w:rFonts w:ascii="Arial" w:hAnsi="Arial" w:cs="Arial"/>
@@ -427,6 +460,7 @@
     </w:p>
     <w:p>
       <w:pPr>
+        <w:spacing w:line="360" w:lineRule="auto"/>
         <w:jc w:val="center"/>
         <w:rPr>
           <w:rFonts w:ascii="Arial" w:hAnsi="Arial" w:cs="Arial"/>
@@ -436,31 +470,35 @@
       </w:pPr>
       <w:r>
         <w:rPr>
-          <w:rFonts w:ascii="Arial" w:hAnsi="Arial" w:cs="Arial"/>
-          <w:b/>
-          <w:bCs/>
+          <w:rFonts w:ascii="Times New Roman" w:hAnsi="Times New Roman" w:cs="Times New Roman" w:eastAsia="Times New Roman"/>
+          <w:b/>
+          <w:bCs/>
+          <w:sz w:val="24"/>
         </w:rPr>
         <w:br/>
       </w:r>
       <w:r>
         <w:rPr>
-          <w:rFonts w:ascii="Arial" w:hAnsi="Arial" w:cs="Arial"/>
-          <w:b/>
-          <w:bCs/>
+          <w:rFonts w:ascii="Times New Roman" w:hAnsi="Times New Roman" w:cs="Times New Roman" w:eastAsia="Times New Roman"/>
+          <w:b/>
+          <w:bCs/>
+          <w:sz w:val="24"/>
         </w:rPr>
         <w:br/>
       </w:r>
       <w:r>
         <w:rPr>
-          <w:rFonts w:ascii="Arial" w:hAnsi="Arial" w:cs="Arial"/>
-          <w:b/>
-          <w:bCs/>
+          <w:rFonts w:ascii="Times New Roman" w:hAnsi="Times New Roman" w:cs="Times New Roman" w:eastAsia="Times New Roman"/>
+          <w:b/>
+          <w:bCs/>
+          <w:sz w:val="24"/>
         </w:rPr>
         <w:t>Orientador: Prof. Dr. Cassio R. F. Riedo</w:t>
       </w:r>
     </w:p>
     <w:p>
       <w:pPr>
+        <w:spacing w:line="360" w:lineRule="auto"/>
         <w:jc w:val="center"/>
         <w:rPr>
           <w:rFonts w:ascii="Arial" w:hAnsi="Arial" w:cs="Arial"/>
@@ -471,6 +509,7 @@
     </w:p>
     <w:p>
       <w:pPr>
+        <w:spacing w:line="360" w:lineRule="auto"/>
         <w:jc w:val="center"/>
         <w:rPr>
           <w:rFonts w:ascii="Arial" w:hAnsi="Arial" w:cs="Arial"/>
@@ -481,6 +520,7 @@
     </w:p>
     <w:p>
       <w:pPr>
+        <w:spacing w:line="360" w:lineRule="auto"/>
         <w:jc w:val="center"/>
         <w:rPr>
           <w:rFonts w:ascii="Arial" w:hAnsi="Arial" w:cs="Arial"/>
@@ -491,6 +531,7 @@
     </w:p>
     <w:p>
       <w:pPr>
+        <w:spacing w:line="360" w:lineRule="auto"/>
         <w:jc w:val="center"/>
         <w:rPr>
           <w:rFonts w:ascii="Arial" w:hAnsi="Arial" w:cs="Arial"/>
@@ -501,6 +542,7 @@
     </w:p>
     <w:p>
       <w:pPr>
+        <w:spacing w:line="360" w:lineRule="auto"/>
         <w:jc w:val="center"/>
         <w:rPr>
           <w:rFonts w:ascii="Arial" w:hAnsi="Arial" w:cs="Arial"/>
@@ -511,6 +553,7 @@
     </w:p>
     <w:p>
       <w:pPr>
+        <w:spacing w:line="360" w:lineRule="auto"/>
         <w:jc w:val="center"/>
         <w:rPr>
           <w:rFonts w:ascii="Arial" w:hAnsi="Arial" w:cs="Arial"/>
@@ -521,6 +564,7 @@
     </w:p>
     <w:p>
       <w:pPr>
+        <w:spacing w:line="360" w:lineRule="auto"/>
         <w:jc w:val="center"/>
         <w:rPr>
           <w:rFonts w:ascii="Arial" w:hAnsi="Arial" w:cs="Arial"/>
@@ -530,15 +574,17 @@
       </w:pPr>
       <w:r>
         <w:rPr>
-          <w:rFonts w:ascii="Arial" w:hAnsi="Arial" w:cs="Arial"/>
-          <w:b/>
-          <w:bCs/>
+          <w:rFonts w:ascii="Times New Roman" w:hAnsi="Times New Roman" w:cs="Times New Roman" w:eastAsia="Times New Roman"/>
+          <w:b/>
+          <w:bCs/>
+          <w:sz w:val="24"/>
         </w:rPr>
         <w:t>Votorantim - SP</w:t>
       </w:r>
     </w:p>
     <w:p>
       <w:pPr>
+        <w:spacing w:line="360" w:lineRule="auto"/>
         <w:jc w:val="center"/>
         <w:rPr>
           <w:rFonts w:ascii="Arial" w:hAnsi="Arial" w:cs="Arial"/>
@@ -548,39 +594,44 @@
       </w:pPr>
       <w:r>
         <w:rPr>
-          <w:rFonts w:ascii="Arial" w:hAnsi="Arial" w:cs="Arial"/>
-          <w:b/>
-          <w:bCs/>
+          <w:rFonts w:ascii="Times New Roman" w:hAnsi="Times New Roman" w:cs="Times New Roman" w:eastAsia="Times New Roman"/>
+          <w:b/>
+          <w:bCs/>
+          <w:sz w:val="24"/>
         </w:rPr>
         <w:t xml:space="preserve">Versão 1.0 – </w:t>
       </w:r>
       <w:r>
         <w:rPr>
-          <w:rFonts w:ascii="Arial" w:hAnsi="Arial" w:cs="Arial"/>
-          <w:b/>
-          <w:bCs/>
+          <w:rFonts w:ascii="Times New Roman" w:hAnsi="Times New Roman" w:cs="Times New Roman" w:eastAsia="Times New Roman"/>
+          <w:b/>
+          <w:bCs/>
+          <w:sz w:val="24"/>
         </w:rPr>
         <w:t>agosto</w:t>
       </w:r>
       <w:r>
         <w:rPr>
-          <w:rFonts w:ascii="Arial" w:hAnsi="Arial" w:cs="Arial"/>
-          <w:b/>
-          <w:bCs/>
+          <w:rFonts w:ascii="Times New Roman" w:hAnsi="Times New Roman" w:cs="Times New Roman" w:eastAsia="Times New Roman"/>
+          <w:b/>
+          <w:bCs/>
+          <w:sz w:val="24"/>
         </w:rPr>
         <w:t>/</w:t>
       </w:r>
       <w:r>
         <w:rPr>
-          <w:rFonts w:ascii="Arial" w:hAnsi="Arial" w:cs="Arial"/>
-          <w:b/>
-          <w:bCs/>
+          <w:rFonts w:ascii="Times New Roman" w:hAnsi="Times New Roman" w:cs="Times New Roman" w:eastAsia="Times New Roman"/>
+          <w:b/>
+          <w:bCs/>
+          <w:sz w:val="24"/>
         </w:rPr>
         <w:t>2026</w:t>
       </w:r>
     </w:p>
     <w:p>
       <w:pPr>
+        <w:spacing w:line="360" w:lineRule="auto"/>
         <w:jc w:val="center"/>
         <w:rPr>
           <w:rFonts w:ascii="Arial" w:hAnsi="Arial" w:cs="Arial"/>
@@ -590,9 +641,10 @@
       </w:pPr>
       <w:r>
         <w:rPr>
-          <w:rFonts w:ascii="Arial" w:hAnsi="Arial" w:cs="Arial"/>
-          <w:b/>
-          <w:bCs/>
+          <w:rFonts w:ascii="Times New Roman" w:hAnsi="Times New Roman" w:cs="Times New Roman" w:eastAsia="Times New Roman"/>
+          <w:b/>
+          <w:bCs/>
+          <w:sz w:val="24"/>
         </w:rPr>
         <w:lastRenderedPageBreak/>
         <w:t>Resumo</w:t>
@@ -600,49 +652,56 @@
     </w:p>
     <w:p>
       <w:pPr>
-        <w:jc w:val="both"/>
-        <w:rPr>
-          <w:rFonts w:ascii="Arial" w:hAnsi="Arial" w:cs="Arial"/>
-        </w:rPr>
-      </w:pPr>
-      <w:r>
-        <w:rPr>
-          <w:rFonts w:ascii="Arial" w:hAnsi="Arial" w:cs="Arial"/>
+        <w:spacing w:line="360" w:lineRule="auto"/>
+        <w:ind w:firstLine="709"/>
+        <w:jc w:val="both"/>
+        <w:rPr>
+          <w:rFonts w:ascii="Arial" w:hAnsi="Arial" w:cs="Arial"/>
+        </w:rPr>
+      </w:pPr>
+      <w:r>
+        <w:rPr>
+          <w:rFonts w:ascii="Times New Roman" w:hAnsi="Times New Roman" w:cs="Times New Roman" w:eastAsia="Times New Roman"/>
+          <w:sz w:val="24"/>
         </w:rPr>
         <w:t>Segundo o Projeto Pedagógico do Curso Superior de Tecnologia em Desenvolvimento de Software Multiplataforma (PPC), o objetivo do PI-VI é desenvolver uma solução multiplataforma para atender a demandas de negócios reais e contribuir com os Objetivos de Desenvolvimento Sustentável (ODS). Cada projeto, realizado em grupo, deverá agregar tecnologias avançadas, como aprendizagem de máquina e processamento de linguagem natural, e utilizar padrões de projetos, metodologias ágeis de gestão, arquitetura em nuvem, inteligência artificial e linguagens de programação e frameworks variados. Ou seja, cada grupo deverá apresentar uma proposta de desenvolvimento que integre uma plataforma web com dispositivos móveis, usando arquitetura em nuvem e banco de dados, relacional ou não relacional, de modo a garantir flexibilidade e eficiência no armazenamento das informações. O público-alvo poderá ser ONGs, associações, empresas de pequeno porte ou a comunidade externa. Laboratório de Desenvolvimento Multiplataforma será a disciplina-chave e contará com a colaboração das seguintes disciplinas satélites: Computação em Nuvem II, Processamento de Linguagem Natural e Qualidade e Testes de Software. Os professores das disciplinas envolvidas acompanharão o desenvolvimento dos projetos, durante o qual deverão ser utilizadas ferramentas de gestão ágil para planejar, monitorar e executar o projeto, devendo solicitar, pelo menos, duas entregas de artefatos relacionados às suas respectivas disciplinas. A etapa final ocorrerá com um evento no estilo de mostra para apresentar os projetos ao público interessado. A avaliação levará diversos aspectos em consideração, como a entrega dos artefatos solicitados por cada disciplina, a avaliação por uma banca composta por avaliadores técnicos (P1) e a apresentação no formato de mostra para o público-alvo (P2).</w:t>
       </w:r>
     </w:p>
     <w:p>
       <w:pPr>
-        <w:rPr>
-          <w:rFonts w:ascii="Arial" w:hAnsi="Arial" w:cs="Arial"/>
-          <w:b/>
-          <w:bCs/>
-        </w:rPr>
-      </w:pPr>
-      <w:r>
-        <w:rPr>
-          <w:rFonts w:ascii="Arial" w:hAnsi="Arial" w:cs="Arial"/>
-          <w:b/>
-          <w:bCs/>
+        <w:spacing w:line="360" w:lineRule="auto"/>
+        <w:rPr>
+          <w:rFonts w:ascii="Arial" w:hAnsi="Arial" w:cs="Arial"/>
+          <w:b/>
+          <w:bCs/>
+        </w:rPr>
+      </w:pPr>
+      <w:r>
+        <w:rPr>
+          <w:rFonts w:ascii="Times New Roman" w:hAnsi="Times New Roman" w:cs="Times New Roman" w:eastAsia="Times New Roman"/>
+          <w:b/>
+          <w:bCs/>
+          <w:sz w:val="24"/>
         </w:rPr>
         <w:br w:type="page"/>
       </w:r>
     </w:p>
     <w:p>
       <w:pPr>
-        <w:jc w:val="both"/>
-        <w:rPr>
-          <w:rFonts w:ascii="Arial" w:hAnsi="Arial" w:cs="Arial"/>
-          <w:b/>
-          <w:bCs/>
-        </w:rPr>
-      </w:pPr>
-      <w:r>
-        <w:rPr>
-          <w:rFonts w:ascii="Arial" w:hAnsi="Arial" w:cs="Arial"/>
-          <w:b/>
-          <w:bCs/>
+        <w:spacing w:line="360" w:lineRule="auto"/>
+        <w:jc w:val="both"/>
+        <w:rPr>
+          <w:rFonts w:ascii="Arial" w:hAnsi="Arial" w:cs="Arial"/>
+          <w:b/>
+          <w:bCs/>
+        </w:rPr>
+      </w:pPr>
+      <w:r>
+        <w:rPr>
+          <w:rFonts w:ascii="Times New Roman" w:hAnsi="Times New Roman" w:cs="Times New Roman" w:eastAsia="Times New Roman"/>
+          <w:b/>
+          <w:bCs/>
+          <w:sz w:val="24"/>
         </w:rPr>
         <w:lastRenderedPageBreak/>
         <w:t>Sumário</w:t>
@@ -650,35 +709,39 @@
     </w:p>
     <w:p>
       <w:pPr>
-        <w:rPr>
-          <w:rFonts w:ascii="Arial" w:hAnsi="Arial" w:cs="Arial"/>
-          <w:b/>
-          <w:bCs/>
-        </w:rPr>
-      </w:pPr>
-      <w:r>
-        <w:rPr>
-          <w:rFonts w:ascii="Arial" w:hAnsi="Arial" w:cs="Arial"/>
-          <w:b/>
-          <w:bCs/>
+        <w:spacing w:line="360" w:lineRule="auto"/>
+        <w:rPr>
+          <w:rFonts w:ascii="Arial" w:hAnsi="Arial" w:cs="Arial"/>
+          <w:b/>
+          <w:bCs/>
+        </w:rPr>
+      </w:pPr>
+      <w:r>
+        <w:rPr>
+          <w:rFonts w:ascii="Times New Roman" w:hAnsi="Times New Roman" w:cs="Times New Roman" w:eastAsia="Times New Roman"/>
+          <w:b/>
+          <w:bCs/>
+          <w:sz w:val="24"/>
         </w:rPr>
         <w:br w:type="page"/>
       </w:r>
     </w:p>
     <w:p>
       <w:pPr>
-        <w:jc w:val="both"/>
-        <w:rPr>
-          <w:rFonts w:ascii="Arial" w:hAnsi="Arial" w:cs="Arial"/>
-          <w:b/>
-          <w:bCs/>
-        </w:rPr>
-      </w:pPr>
-      <w:r>
-        <w:rPr>
-          <w:rFonts w:ascii="Arial" w:hAnsi="Arial" w:cs="Arial"/>
-          <w:b/>
-          <w:bCs/>
+        <w:spacing w:line="360" w:lineRule="auto"/>
+        <w:jc w:val="both"/>
+        <w:rPr>
+          <w:rFonts w:ascii="Arial" w:hAnsi="Arial" w:cs="Arial"/>
+          <w:b/>
+          <w:bCs/>
+        </w:rPr>
+      </w:pPr>
+      <w:r>
+        <w:rPr>
+          <w:rFonts w:ascii="Times New Roman" w:hAnsi="Times New Roman" w:cs="Times New Roman" w:eastAsia="Times New Roman"/>
+          <w:b/>
+          <w:bCs/>
+          <w:sz w:val="24"/>
         </w:rPr>
         <w:lastRenderedPageBreak/>
         <w:t>Proposta</w:t>
@@ -686,113 +749,131 @@
     </w:p>
     <w:p>
       <w:pPr>
-        <w:jc w:val="both"/>
-        <w:rPr>
-          <w:rFonts w:ascii="Arial" w:hAnsi="Arial" w:cs="Arial"/>
-        </w:rPr>
-      </w:pPr>
-      <w:r>
-        <w:rPr>
-          <w:rFonts w:ascii="Arial" w:hAnsi="Arial" w:cs="Arial"/>
-        </w:rPr>
-        <w:t>Desenvolvimento de um software multiplataforma que ofereça uma solução integrada para web e dispositivos móveis, com arquitetura em nuvem, plano de testes e qualidade de software e funcionalidades de Processamento de Linguagem Natural, como reconhecimento de voz e chatbot.</w:t>
-      </w:r>
-    </w:p>
-    <w:p>
-      <w:pPr>
-        <w:jc w:val="both"/>
-        <w:rPr>
-          <w:rFonts w:ascii="Arial" w:hAnsi="Arial" w:cs="Arial"/>
-          <w:b/>
-          <w:bCs/>
-        </w:rPr>
-      </w:pPr>
-      <w:r>
-        <w:rPr>
-          <w:rFonts w:ascii="Arial" w:hAnsi="Arial" w:cs="Arial"/>
-          <w:b/>
-          <w:bCs/>
+        <w:spacing w:line="360" w:lineRule="auto"/>
+        <w:ind w:firstLine="709"/>
+        <w:jc w:val="both"/>
+        <w:rPr>
+          <w:rFonts w:ascii="Arial" w:hAnsi="Arial" w:cs="Arial"/>
+        </w:rPr>
+      </w:pPr>
+      <w:r>
+        <w:rPr>
+          <w:rFonts w:ascii="Times New Roman" w:hAnsi="Times New Roman" w:cs="Times New Roman" w:eastAsia="Times New Roman"/>
+          <w:sz w:val="24"/>
+        </w:rPr>
+        <w:t>Desenvolvimento do DelBicos, um marketplace multiplataforma (mobile Android/iOS e web, mesma base React Native + Expo) que conecta clientes a profissionais autônomos prestadores de pequenos serviços (“bicos”), com arquitetura em nuvem, plano de testes e qualidade de software, e funcionalidades de Processamento de Linguagem Natural (busca por voz e chatbot de agendamento).</w:t>
+      </w:r>
+    </w:p>
+    <w:p>
+      <w:pPr>
+        <w:spacing w:line="360" w:lineRule="auto"/>
+        <w:jc w:val="both"/>
+        <w:rPr>
+          <w:rFonts w:ascii="Arial" w:hAnsi="Arial" w:cs="Arial"/>
+          <w:b/>
+          <w:bCs/>
+        </w:rPr>
+      </w:pPr>
+      <w:r>
+        <w:rPr>
+          <w:rFonts w:ascii="Times New Roman" w:hAnsi="Times New Roman" w:cs="Times New Roman" w:eastAsia="Times New Roman"/>
+          <w:b/>
+          <w:bCs/>
+          <w:sz w:val="24"/>
         </w:rPr>
         <w:t>Objetivo Geral do Projeto</w:t>
       </w:r>
     </w:p>
     <w:p>
       <w:pPr>
-        <w:jc w:val="both"/>
-        <w:rPr>
-          <w:rFonts w:ascii="Arial" w:hAnsi="Arial" w:cs="Arial"/>
-        </w:rPr>
-      </w:pPr>
-      <w:r>
-        <w:rPr>
-          <w:rFonts w:ascii="Arial" w:hAnsi="Arial" w:cs="Arial"/>
-        </w:rPr>
-        <w:t>Apresentar a solução multiplataforma funcional e documentada, utilizando padrões de projetos, metodologias ágeis de gestão, arquitetura em nuvem, linguagens de programação, frameworks e Inteligência Artificial.</w:t>
-      </w:r>
-    </w:p>
-    <w:p>
-      <w:pPr>
-        <w:jc w:val="both"/>
-        <w:rPr>
-          <w:rFonts w:ascii="Arial" w:hAnsi="Arial" w:cs="Arial"/>
-          <w:b/>
-          <w:bCs/>
-        </w:rPr>
-      </w:pPr>
-      <w:r>
-        <w:rPr>
-          <w:rFonts w:ascii="Arial" w:hAnsi="Arial" w:cs="Arial"/>
-          <w:b/>
-          <w:bCs/>
+        <w:spacing w:line="360" w:lineRule="auto"/>
+        <w:ind w:firstLine="709"/>
+        <w:jc w:val="both"/>
+        <w:rPr>
+          <w:rFonts w:ascii="Arial" w:hAnsi="Arial" w:cs="Arial"/>
+        </w:rPr>
+      </w:pPr>
+      <w:r>
+        <w:rPr>
+          <w:rFonts w:ascii="Times New Roman" w:hAnsi="Times New Roman" w:cs="Times New Roman" w:eastAsia="Times New Roman"/>
+          <w:sz w:val="24"/>
+        </w:rPr>
+        <w:t>Apresentar o DelBicos funcional e documentado: busca e contratação de profissionais por geolocalização, agendamento com pagamento integrado (Stripe), chat em tempo real, e um chatbot com comando de voz e classificação de intenções (TF-IDF + SVM) para agendar, consultar e cancelar serviços — utilizando metodologia ágil (Scrum), arquitetura em nuvem (Azure) e as tecnologias descritas na Documentação Técnica.</w:t>
+      </w:r>
+    </w:p>
+    <w:p>
+      <w:pPr>
+        <w:spacing w:line="360" w:lineRule="auto"/>
+        <w:jc w:val="both"/>
+        <w:rPr>
+          <w:rFonts w:ascii="Arial" w:hAnsi="Arial" w:cs="Arial"/>
+          <w:b/>
+          <w:bCs/>
+        </w:rPr>
+      </w:pPr>
+      <w:r>
+        <w:rPr>
+          <w:rFonts w:ascii="Times New Roman" w:hAnsi="Times New Roman" w:cs="Times New Roman" w:eastAsia="Times New Roman"/>
+          <w:b/>
+          <w:bCs/>
+          <w:sz w:val="24"/>
         </w:rPr>
         <w:t>Implementações em cada disciplina</w:t>
       </w:r>
     </w:p>
     <w:p>
       <w:pPr>
-        <w:jc w:val="both"/>
-        <w:rPr>
-          <w:rFonts w:ascii="Arial" w:hAnsi="Arial" w:cs="Arial"/>
-        </w:rPr>
-      </w:pPr>
-      <w:r>
-        <w:rPr>
-          <w:rFonts w:ascii="Arial" w:hAnsi="Arial" w:cs="Arial"/>
+        <w:spacing w:line="360" w:lineRule="auto"/>
+        <w:ind w:firstLine="709"/>
+        <w:jc w:val="both"/>
+        <w:rPr>
+          <w:rFonts w:ascii="Arial" w:hAnsi="Arial" w:cs="Arial"/>
+        </w:rPr>
+      </w:pPr>
+      <w:r>
+        <w:rPr>
+          <w:rFonts w:ascii="Times New Roman" w:hAnsi="Times New Roman" w:cs="Times New Roman" w:eastAsia="Times New Roman"/>
+          <w:sz w:val="24"/>
         </w:rPr>
         <w:t>Os professores acompanharão o desenvolvimento dos projetos, durante o qual deverão ser utilizadas ferramentas de gestão ágil de projetos para planejar, monitorar e executar o projeto. Haverá a solicitação de, pelo menos, duas entregas de artefatos para cada disciplina, discriminadas a seguir em seus respectivos tópicos.</w:t>
       </w:r>
     </w:p>
     <w:p>
       <w:pPr>
-        <w:jc w:val="both"/>
-        <w:rPr>
-          <w:rFonts w:ascii="Arial" w:hAnsi="Arial" w:cs="Arial"/>
-        </w:rPr>
-      </w:pPr>
-    </w:p>
-    <w:p>
-      <w:pPr>
-        <w:rPr>
-          <w:rFonts w:ascii="Arial" w:hAnsi="Arial" w:cs="Arial"/>
-        </w:rPr>
-      </w:pPr>
-      <w:r>
-        <w:rPr>
-          <w:rFonts w:ascii="Arial" w:hAnsi="Arial" w:cs="Arial"/>
+        <w:spacing w:line="360" w:lineRule="auto"/>
+        <w:jc w:val="both"/>
+        <w:rPr>
+          <w:rFonts w:ascii="Arial" w:hAnsi="Arial" w:cs="Arial"/>
+        </w:rPr>
+      </w:pPr>
+    </w:p>
+    <w:p>
+      <w:pPr>
+        <w:spacing w:line="360" w:lineRule="auto"/>
+        <w:rPr>
+          <w:rFonts w:ascii="Arial" w:hAnsi="Arial" w:cs="Arial"/>
+        </w:rPr>
+      </w:pPr>
+      <w:r>
+        <w:rPr>
+          <w:rFonts w:ascii="Times New Roman" w:hAnsi="Times New Roman" w:cs="Times New Roman" w:eastAsia="Times New Roman"/>
+          <w:sz w:val="24"/>
         </w:rPr>
         <w:br w:type="page"/>
       </w:r>
     </w:p>
     <w:p>
       <w:pPr>
-        <w:jc w:val="both"/>
-        <w:rPr>
-          <w:rFonts w:ascii="Arial" w:hAnsi="Arial" w:cs="Arial"/>
-        </w:rPr>
-      </w:pPr>
-      <w:r>
-        <w:rPr>
-          <w:rFonts w:ascii="Arial" w:hAnsi="Arial" w:cs="Arial"/>
+        <w:spacing w:line="360" w:lineRule="auto"/>
+        <w:jc w:val="both"/>
+        <w:rPr>
+          <w:rFonts w:ascii="Arial" w:hAnsi="Arial" w:cs="Arial"/>
+        </w:rPr>
+      </w:pPr>
+      <w:r>
+        <w:rPr>
+          <w:rFonts w:ascii="Times New Roman" w:hAnsi="Times New Roman" w:cs="Times New Roman" w:eastAsia="Times New Roman"/>
+          <w:sz w:val="24"/>
         </w:rPr>
         <w:lastRenderedPageBreak/>
         <w:t>Disciplina-Chave: Laboratório de Desenvolvimento Multiplataforma</w:t>
@@ -800,188 +881,221 @@
     </w:p>
     <w:p>
       <w:pPr>
-        <w:jc w:val="both"/>
-        <w:rPr>
-          <w:rFonts w:ascii="Arial" w:hAnsi="Arial" w:cs="Arial"/>
-        </w:rPr>
-      </w:pPr>
-      <w:r>
-        <w:rPr>
-          <w:rFonts w:ascii="Arial" w:hAnsi="Arial" w:cs="Arial"/>
+        <w:spacing w:line="360" w:lineRule="auto"/>
+        <w:ind w:firstLine="709"/>
+        <w:jc w:val="both"/>
+        <w:rPr>
+          <w:rFonts w:ascii="Arial" w:hAnsi="Arial" w:cs="Arial"/>
+        </w:rPr>
+      </w:pPr>
+      <w:r>
+        <w:rPr>
+          <w:rFonts w:ascii="Times New Roman" w:hAnsi="Times New Roman" w:cs="Times New Roman" w:eastAsia="Times New Roman"/>
+          <w:sz w:val="24"/>
         </w:rPr>
         <w:t>Objetivo: Desenvolver o projeto usando metodologia ágil, de modo que, ao final do semestre, se mostre funcional ao atender as principais prioridades apontadas no Product Backlog, elaborado no início do semestre. O projeto deverá ser acompanhado por três tipos de documentação (técnica, de desenvolvimento e para o usuário) e pronto para funcionar em ambiente Docker. Há um modelo com as informações esperadas para cada tipo de documentação. Havendo justificativa e concordância com todos os membros do grupo, desde que as informações estejam coesas e coerentes, os grupos têm total autonomia para modificar o modelo nas versões finais de cada documento, principalmente a documentação para o usuário (que pode agregar efeitos gráficos para despertar a atenção dos possíveis leitores). Ou seja, os modelos são apenas uma sugestão em relação às informações que devem estar presentes no documento final.</w:t>
       </w:r>
     </w:p>
     <w:p>
       <w:pPr>
-        <w:jc w:val="both"/>
-        <w:rPr>
-          <w:rFonts w:ascii="Arial" w:hAnsi="Arial" w:cs="Arial"/>
-        </w:rPr>
-      </w:pPr>
-      <w:r>
-        <w:rPr>
-          <w:rFonts w:ascii="Arial" w:hAnsi="Arial" w:cs="Arial"/>
+        <w:spacing w:line="360" w:lineRule="auto"/>
+        <w:jc w:val="both"/>
+        <w:rPr>
+          <w:rFonts w:ascii="Arial" w:hAnsi="Arial" w:cs="Arial"/>
+        </w:rPr>
+      </w:pPr>
+      <w:r>
+        <w:rPr>
+          <w:rFonts w:ascii="Times New Roman" w:hAnsi="Times New Roman" w:cs="Times New Roman" w:eastAsia="Times New Roman"/>
+          <w:sz w:val="24"/>
         </w:rPr>
         <w:t>Atividades:</w:t>
       </w:r>
     </w:p>
     <w:p>
       <w:pPr>
-        <w:jc w:val="both"/>
-        <w:rPr>
-          <w:rFonts w:ascii="Arial" w:hAnsi="Arial" w:cs="Arial"/>
-        </w:rPr>
-      </w:pPr>
-      <w:r>
-        <w:rPr>
-          <w:rFonts w:ascii="Arial" w:hAnsi="Arial" w:cs="Arial"/>
+        <w:spacing w:line="360" w:lineRule="auto"/>
+        <w:jc w:val="both"/>
+        <w:rPr>
+          <w:rFonts w:ascii="Arial" w:hAnsi="Arial" w:cs="Arial"/>
+        </w:rPr>
+      </w:pPr>
+      <w:r>
+        <w:rPr>
+          <w:rFonts w:ascii="Times New Roman" w:hAnsi="Times New Roman" w:cs="Times New Roman" w:eastAsia="Times New Roman"/>
+          <w:sz w:val="24"/>
         </w:rPr>
         <w:t>1. Preparação do Product Backlog.</w:t>
       </w:r>
     </w:p>
     <w:p>
       <w:pPr>
-        <w:jc w:val="both"/>
-        <w:rPr>
-          <w:rFonts w:ascii="Arial" w:hAnsi="Arial" w:cs="Arial"/>
-        </w:rPr>
-      </w:pPr>
-      <w:r>
-        <w:rPr>
-          <w:rFonts w:ascii="Arial" w:hAnsi="Arial" w:cs="Arial"/>
+        <w:spacing w:line="360" w:lineRule="auto"/>
+        <w:jc w:val="both"/>
+        <w:rPr>
+          <w:rFonts w:ascii="Arial" w:hAnsi="Arial" w:cs="Arial"/>
+        </w:rPr>
+      </w:pPr>
+      <w:r>
+        <w:rPr>
+          <w:rFonts w:ascii="Times New Roman" w:hAnsi="Times New Roman" w:cs="Times New Roman" w:eastAsia="Times New Roman"/>
+          <w:sz w:val="24"/>
         </w:rPr>
         <w:t>2. Simulação das cerimônias de SCRUM.</w:t>
       </w:r>
     </w:p>
     <w:p>
       <w:pPr>
-        <w:jc w:val="both"/>
-        <w:rPr>
-          <w:rFonts w:ascii="Arial" w:hAnsi="Arial" w:cs="Arial"/>
-        </w:rPr>
-      </w:pPr>
-      <w:r>
-        <w:rPr>
-          <w:rFonts w:ascii="Arial" w:hAnsi="Arial" w:cs="Arial"/>
+        <w:spacing w:line="360" w:lineRule="auto"/>
+        <w:jc w:val="both"/>
+        <w:rPr>
+          <w:rFonts w:ascii="Arial" w:hAnsi="Arial" w:cs="Arial"/>
+        </w:rPr>
+      </w:pPr>
+      <w:r>
+        <w:rPr>
+          <w:rFonts w:ascii="Times New Roman" w:hAnsi="Times New Roman" w:cs="Times New Roman" w:eastAsia="Times New Roman"/>
+          <w:sz w:val="24"/>
         </w:rPr>
         <w:t>3. Documentação dos SPRINTs (planejamento, diárias e encerramento):</w:t>
       </w:r>
     </w:p>
     <w:p>
       <w:pPr>
-        <w:jc w:val="both"/>
-        <w:rPr>
-          <w:rFonts w:ascii="Arial" w:hAnsi="Arial" w:cs="Arial"/>
-        </w:rPr>
-      </w:pPr>
-      <w:r>
-        <w:rPr>
-          <w:rFonts w:ascii="Arial" w:hAnsi="Arial" w:cs="Arial"/>
+        <w:spacing w:line="360" w:lineRule="auto"/>
+        <w:jc w:val="both"/>
+        <w:rPr>
+          <w:rFonts w:ascii="Arial" w:hAnsi="Arial" w:cs="Arial"/>
+        </w:rPr>
+      </w:pPr>
+      <w:r>
+        <w:rPr>
+          <w:rFonts w:ascii="Times New Roman" w:hAnsi="Times New Roman" w:cs="Times New Roman" w:eastAsia="Times New Roman"/>
+          <w:sz w:val="24"/>
         </w:rPr>
         <w:t>I. Planejamento: atribuição e definição de aceite dos itens;</w:t>
       </w:r>
     </w:p>
     <w:p>
       <w:pPr>
-        <w:jc w:val="both"/>
-        <w:rPr>
-          <w:rFonts w:ascii="Arial" w:hAnsi="Arial" w:cs="Arial"/>
-        </w:rPr>
-      </w:pPr>
-      <w:r>
-        <w:rPr>
-          <w:rFonts w:ascii="Arial" w:hAnsi="Arial" w:cs="Arial"/>
+        <w:spacing w:line="360" w:lineRule="auto"/>
+        <w:jc w:val="both"/>
+        <w:rPr>
+          <w:rFonts w:ascii="Arial" w:hAnsi="Arial" w:cs="Arial"/>
+        </w:rPr>
+      </w:pPr>
+      <w:r>
+        <w:rPr>
+          <w:rFonts w:ascii="Times New Roman" w:hAnsi="Times New Roman" w:cs="Times New Roman" w:eastAsia="Times New Roman"/>
+          <w:sz w:val="24"/>
         </w:rPr>
         <w:t>II. Diárias: acompanhamento das atividades;</w:t>
       </w:r>
     </w:p>
     <w:p>
       <w:pPr>
-        <w:jc w:val="both"/>
-        <w:rPr>
-          <w:rFonts w:ascii="Arial" w:hAnsi="Arial" w:cs="Arial"/>
-        </w:rPr>
-      </w:pPr>
-      <w:r>
-        <w:rPr>
-          <w:rFonts w:ascii="Arial" w:hAnsi="Arial" w:cs="Arial"/>
+        <w:spacing w:line="360" w:lineRule="auto"/>
+        <w:jc w:val="both"/>
+        <w:rPr>
+          <w:rFonts w:ascii="Arial" w:hAnsi="Arial" w:cs="Arial"/>
+        </w:rPr>
+      </w:pPr>
+      <w:r>
+        <w:rPr>
+          <w:rFonts w:ascii="Times New Roman" w:hAnsi="Times New Roman" w:cs="Times New Roman" w:eastAsia="Times New Roman"/>
+          <w:sz w:val="24"/>
         </w:rPr>
         <w:t>III. Encerramento: entregas e confirmação do aceite.</w:t>
       </w:r>
     </w:p>
     <w:p>
       <w:pPr>
-        <w:jc w:val="both"/>
-        <w:rPr>
-          <w:rFonts w:ascii="Arial" w:hAnsi="Arial" w:cs="Arial"/>
-        </w:rPr>
-      </w:pPr>
-      <w:r>
-        <w:rPr>
-          <w:rFonts w:ascii="Arial" w:hAnsi="Arial" w:cs="Arial"/>
+        <w:spacing w:line="360" w:lineRule="auto"/>
+        <w:ind w:firstLine="709"/>
+        <w:jc w:val="both"/>
+        <w:rPr>
+          <w:rFonts w:ascii="Arial" w:hAnsi="Arial" w:cs="Arial"/>
+        </w:rPr>
+      </w:pPr>
+      <w:r>
+        <w:rPr>
+          <w:rFonts w:ascii="Times New Roman" w:hAnsi="Times New Roman" w:cs="Times New Roman" w:eastAsia="Times New Roman"/>
+          <w:sz w:val="24"/>
         </w:rPr>
         <w:t>4. Elaboração da documentação técnica: fundamental para a posterior manutenção do projeto (Diagrama de Entidade e Relacionamento do BD; Identificação de recursos e suas versões, etc.).</w:t>
       </w:r>
     </w:p>
     <w:p>
       <w:pPr>
-        <w:jc w:val="both"/>
-        <w:rPr>
-          <w:rFonts w:ascii="Arial" w:hAnsi="Arial" w:cs="Arial"/>
-        </w:rPr>
-      </w:pPr>
-      <w:r>
-        <w:rPr>
-          <w:rFonts w:ascii="Arial" w:hAnsi="Arial" w:cs="Arial"/>
+        <w:spacing w:line="360" w:lineRule="auto"/>
+        <w:ind w:firstLine="709"/>
+        <w:jc w:val="both"/>
+        <w:rPr>
+          <w:rFonts w:ascii="Arial" w:hAnsi="Arial" w:cs="Arial"/>
+        </w:rPr>
+      </w:pPr>
+      <w:r>
+        <w:rPr>
+          <w:rFonts w:ascii="Times New Roman" w:hAnsi="Times New Roman" w:cs="Times New Roman" w:eastAsia="Times New Roman"/>
+          <w:sz w:val="24"/>
         </w:rPr>
         <w:t>5. Elaboração da documentação de desenvolvimento: contabilização real dos recursos investidos no projeto, sejam humanos ou econômicos/materiais, organizado individualmente e por categorias.</w:t>
       </w:r>
     </w:p>
     <w:p>
       <w:pPr>
-        <w:jc w:val="both"/>
-        <w:rPr>
-          <w:rFonts w:ascii="Arial" w:hAnsi="Arial" w:cs="Arial"/>
-        </w:rPr>
-      </w:pPr>
-      <w:r>
-        <w:rPr>
-          <w:rFonts w:ascii="Arial" w:hAnsi="Arial" w:cs="Arial"/>
+        <w:spacing w:line="360" w:lineRule="auto"/>
+        <w:ind w:firstLine="709"/>
+        <w:jc w:val="both"/>
+        <w:rPr>
+          <w:rFonts w:ascii="Arial" w:hAnsi="Arial" w:cs="Arial"/>
+        </w:rPr>
+      </w:pPr>
+      <w:r>
+        <w:rPr>
+          <w:rFonts w:ascii="Times New Roman" w:hAnsi="Times New Roman" w:cs="Times New Roman" w:eastAsia="Times New Roman"/>
+          <w:sz w:val="24"/>
         </w:rPr>
         <w:t>6. Elaboração da documentação para usuários: para ser usada pelo usuário final, em linguagem simples, NÃO técnica, contendo a apresentação das características do projeto considerando os problemas apresentados no Product Backlog e as expectativas associadas, além de um passo a passo para utilização e uma FAQ (Frequently Asked Questions).</w:t>
       </w:r>
     </w:p>
     <w:p>
       <w:pPr>
-        <w:jc w:val="both"/>
-        <w:rPr>
-          <w:rFonts w:ascii="Arial" w:hAnsi="Arial" w:cs="Arial"/>
-        </w:rPr>
-      </w:pPr>
-      <w:r>
-        <w:rPr>
-          <w:rFonts w:ascii="Arial" w:hAnsi="Arial" w:cs="Arial"/>
+        <w:spacing w:line="360" w:lineRule="auto"/>
+        <w:ind w:firstLine="709"/>
+        <w:jc w:val="both"/>
+        <w:rPr>
+          <w:rFonts w:ascii="Arial" w:hAnsi="Arial" w:cs="Arial"/>
+        </w:rPr>
+      </w:pPr>
+      <w:r>
+        <w:rPr>
+          <w:rFonts w:ascii="Times New Roman" w:hAnsi="Times New Roman" w:cs="Times New Roman" w:eastAsia="Times New Roman"/>
+          <w:sz w:val="24"/>
         </w:rPr>
         <w:t>7. Os três tipos de documentação (técnica, de desenvolvimento e para o usuário) deverão estar no formato PDF, de fácil acesso, em uma pasta denominada “doctos” na raiz do repositório do projeto (GitHub).</w:t>
       </w:r>
     </w:p>
     <w:p>
       <w:pPr>
-        <w:jc w:val="both"/>
-        <w:rPr>
-          <w:rFonts w:ascii="Arial" w:hAnsi="Arial" w:cs="Arial"/>
-        </w:rPr>
-      </w:pPr>
-      <w:r>
-        <w:rPr>
-          <w:rFonts w:ascii="Arial" w:hAnsi="Arial" w:cs="Arial"/>
+        <w:spacing w:line="360" w:lineRule="auto"/>
+        <w:ind w:firstLine="709"/>
+        <w:jc w:val="both"/>
+        <w:rPr>
+          <w:rFonts w:ascii="Arial" w:hAnsi="Arial" w:cs="Arial"/>
+        </w:rPr>
+      </w:pPr>
+      <w:r>
+        <w:rPr>
+          <w:rFonts w:ascii="Times New Roman" w:hAnsi="Times New Roman" w:cs="Times New Roman" w:eastAsia="Times New Roman"/>
+          <w:sz w:val="24"/>
         </w:rPr>
         <w:t xml:space="preserve">8. Elaboração de um panfleto (folder) “promocional” para “distribuição” na apresentação no formato “mostra”. O layout do panfleto deve usar apenas uma folha A4 e indicar as principais características e diferenciais do projeto em relação a </w:t>
       </w:r>
       <w:r>
         <w:rPr>
-          <w:rFonts w:ascii="Arial" w:hAnsi="Arial" w:cs="Arial"/>
+          <w:rFonts w:ascii="Times New Roman" w:hAnsi="Times New Roman" w:cs="Times New Roman" w:eastAsia="Times New Roman"/>
+          <w:sz w:val="24"/>
         </w:rPr>
         <w:lastRenderedPageBreak/>
         <w:t>possíveis concorrentes, ressaltando a aplicação de Processamento de Linguagem Natural.</w:t>
@@ -989,744 +1103,866 @@
     </w:p>
     <w:p>
       <w:pPr>
-        <w:jc w:val="both"/>
-        <w:rPr>
-          <w:rFonts w:ascii="Arial" w:hAnsi="Arial" w:cs="Arial"/>
-        </w:rPr>
-      </w:pPr>
-      <w:r>
-        <w:rPr>
-          <w:rFonts w:ascii="Arial" w:hAnsi="Arial" w:cs="Arial"/>
+        <w:spacing w:line="360" w:lineRule="auto"/>
+        <w:ind w:firstLine="709"/>
+        <w:jc w:val="both"/>
+        <w:rPr>
+          <w:rFonts w:ascii="Arial" w:hAnsi="Arial" w:cs="Arial"/>
+        </w:rPr>
+      </w:pPr>
+      <w:r>
+        <w:rPr>
+          <w:rFonts w:ascii="Times New Roman" w:hAnsi="Times New Roman" w:cs="Times New Roman" w:eastAsia="Times New Roman"/>
+          <w:sz w:val="24"/>
         </w:rPr>
         <w:t>9. Preparação do estado final do projeto em arquivo compactado (zip) a partir do repositório de desenvolvimento (GitHub).</w:t>
       </w:r>
     </w:p>
     <w:p>
       <w:pPr>
-        <w:jc w:val="both"/>
-        <w:rPr>
-          <w:rFonts w:ascii="Arial" w:hAnsi="Arial" w:cs="Arial"/>
-        </w:rPr>
-      </w:pPr>
-      <w:r>
-        <w:rPr>
-          <w:rFonts w:ascii="Arial" w:hAnsi="Arial" w:cs="Arial"/>
+        <w:spacing w:line="360" w:lineRule="auto"/>
+        <w:jc w:val="both"/>
+        <w:rPr>
+          <w:rFonts w:ascii="Arial" w:hAnsi="Arial" w:cs="Arial"/>
+        </w:rPr>
+      </w:pPr>
+      <w:r>
+        <w:rPr>
+          <w:rFonts w:ascii="Times New Roman" w:hAnsi="Times New Roman" w:cs="Times New Roman" w:eastAsia="Times New Roman"/>
+          <w:sz w:val="24"/>
         </w:rPr>
         <w:t>10. Preparação do projeto funcional em contêiner no ambiente Docker.</w:t>
       </w:r>
     </w:p>
     <w:p>
       <w:pPr>
-        <w:jc w:val="both"/>
-        <w:rPr>
-          <w:rFonts w:ascii="Arial" w:hAnsi="Arial" w:cs="Arial"/>
-        </w:rPr>
-      </w:pPr>
-      <w:r>
-        <w:rPr>
-          <w:rFonts w:ascii="Arial" w:hAnsi="Arial" w:cs="Arial"/>
+        <w:spacing w:line="360" w:lineRule="auto"/>
+        <w:jc w:val="both"/>
+        <w:rPr>
+          <w:rFonts w:ascii="Arial" w:hAnsi="Arial" w:cs="Arial"/>
+        </w:rPr>
+      </w:pPr>
+      <w:r>
+        <w:rPr>
+          <w:rFonts w:ascii="Times New Roman" w:hAnsi="Times New Roman" w:cs="Times New Roman" w:eastAsia="Times New Roman"/>
+          <w:sz w:val="24"/>
         </w:rPr>
         <w:t>Entregas previstas:</w:t>
       </w:r>
     </w:p>
     <w:p>
       <w:pPr>
-        <w:jc w:val="both"/>
-        <w:rPr>
-          <w:rFonts w:ascii="Arial" w:hAnsi="Arial" w:cs="Arial"/>
-        </w:rPr>
-      </w:pPr>
-      <w:r>
-        <w:rPr>
-          <w:rFonts w:ascii="Arial" w:hAnsi="Arial" w:cs="Arial"/>
+        <w:spacing w:line="360" w:lineRule="auto"/>
+        <w:ind w:firstLine="709"/>
+        <w:jc w:val="both"/>
+        <w:rPr>
+          <w:rFonts w:ascii="Arial" w:hAnsi="Arial" w:cs="Arial"/>
+        </w:rPr>
+      </w:pPr>
+      <w:r>
+        <w:rPr>
+          <w:rFonts w:ascii="Times New Roman" w:hAnsi="Times New Roman" w:cs="Times New Roman" w:eastAsia="Times New Roman"/>
+          <w:sz w:val="24"/>
         </w:rPr>
         <w:sym w:font="Symbol" w:char="F0B7"/>
       </w:r>
       <w:r>
         <w:rPr>
-          <w:rFonts w:ascii="Arial" w:hAnsi="Arial" w:cs="Arial"/>
+          <w:rFonts w:ascii="Times New Roman" w:hAnsi="Times New Roman" w:cs="Times New Roman" w:eastAsia="Times New Roman"/>
+          <w:sz w:val="24"/>
         </w:rPr>
         <w:t xml:space="preserve"> Entrega 1 (08/05): apresentação do estado de desenvolvimento do projeto, acompanhado do Product Backlog, para banca avaliadora composta por avaliadores técnicos. Deve-se ressaltar as entregas solicitadas pelas disciplinas satélites;</w:t>
       </w:r>
     </w:p>
     <w:p>
       <w:pPr>
-        <w:jc w:val="both"/>
-        <w:rPr>
-          <w:rFonts w:ascii="Arial" w:hAnsi="Arial" w:cs="Arial"/>
-        </w:rPr>
-      </w:pPr>
-      <w:r>
-        <w:rPr>
-          <w:rFonts w:ascii="Arial" w:hAnsi="Arial" w:cs="Arial"/>
+        <w:spacing w:line="360" w:lineRule="auto"/>
+        <w:ind w:firstLine="709"/>
+        <w:jc w:val="both"/>
+        <w:rPr>
+          <w:rFonts w:ascii="Arial" w:hAnsi="Arial" w:cs="Arial"/>
+        </w:rPr>
+      </w:pPr>
+      <w:r>
+        <w:rPr>
+          <w:rFonts w:ascii="Times New Roman" w:hAnsi="Times New Roman" w:cs="Times New Roman" w:eastAsia="Times New Roman"/>
+          <w:sz w:val="24"/>
         </w:rPr>
         <w:sym w:font="Symbol" w:char="F0B7"/>
       </w:r>
       <w:r>
         <w:rPr>
-          <w:rFonts w:ascii="Arial" w:hAnsi="Arial" w:cs="Arial"/>
+          <w:rFonts w:ascii="Times New Roman" w:hAnsi="Times New Roman" w:cs="Times New Roman" w:eastAsia="Times New Roman"/>
+          <w:sz w:val="24"/>
         </w:rPr>
         <w:t xml:space="preserve"> Entrega 2 (19/06): apresentação do projeto final no formato “mostra”, preferencialmente na plataforma Azure, com entrega do panfleto (folder),. Toda a estrutura e ferramentas utilizadas no projeto deverão estar indicadas na documentação técnica; o tempo (total, individual e por categorias) e custos (quando houverem) investidos no projeto deverão constar na documentação de desenvolvimento; e deverá ter um manual de utilização para o usuário, com orientações (passo a passo) para que os usuários tenham uma visão geral sobre o projeto e tenham condições de navegara partir das indicações fornecidas pelo manual, assim como um capítulo com possíveis dúvidas mais comuns (FAQ- Frequently Asked Questions). A demonstração de utilizaação deverá ser realizada na “mostra”. Disciplina-Satélite: COMPUTAÇÃO EM NUVEM II Objetivo: Estruturar o ambiente de funcionamento do projeto em nuvem, preferencialmente no Azure, indicando estimativa de custos mensais para utilização sua “em produção”, considerando que a autenticação de usuários, autorizações de acesso, 4 recursos e estrutura lógica (VMs) devem ser gerenciados e monitorados pelo ambiente em nuvem. Entregas: </w:t>
       </w:r>
       <w:r>
         <w:rPr>
-          <w:rFonts w:ascii="Arial" w:hAnsi="Arial" w:cs="Arial"/>
+          <w:rFonts w:ascii="Times New Roman" w:hAnsi="Times New Roman" w:cs="Times New Roman" w:eastAsia="Times New Roman"/>
+          <w:sz w:val="24"/>
         </w:rPr>
         <w:sym w:font="Symbol" w:char="F0B7"/>
       </w:r>
       <w:r>
         <w:rPr>
-          <w:rFonts w:ascii="Arial" w:hAnsi="Arial" w:cs="Arial"/>
+          <w:rFonts w:ascii="Times New Roman" w:hAnsi="Times New Roman" w:cs="Times New Roman" w:eastAsia="Times New Roman"/>
+          <w:sz w:val="24"/>
         </w:rPr>
         <w:t xml:space="preserve"> Entrega 1 (05/05): Apresentar análise situacional apontando situação da versão atual e proposta para o estado final pretendido pelo projeto; </w:t>
       </w:r>
       <w:r>
         <w:rPr>
-          <w:rFonts w:ascii="Arial" w:hAnsi="Arial" w:cs="Arial"/>
+          <w:rFonts w:ascii="Times New Roman" w:hAnsi="Times New Roman" w:cs="Times New Roman" w:eastAsia="Times New Roman"/>
+          <w:sz w:val="24"/>
         </w:rPr>
         <w:sym w:font="Symbol" w:char="F0B7"/>
       </w:r>
       <w:r>
         <w:rPr>
-          <w:rFonts w:ascii="Arial" w:hAnsi="Arial" w:cs="Arial"/>
+          <w:rFonts w:ascii="Times New Roman" w:hAnsi="Times New Roman" w:cs="Times New Roman" w:eastAsia="Times New Roman"/>
+          <w:sz w:val="24"/>
         </w:rPr>
         <w:t xml:space="preserve"> Entrega 2 (16/06): Apresentar documentação técnica, no formato PDF da versão final do projeto, considerando que qualquer outra equipe possa dar manutenção e fazer atualização no projeto “em produção”.</w:t>
       </w:r>
     </w:p>
     <w:p>
       <w:pPr>
-        <w:jc w:val="both"/>
-        <w:rPr>
-          <w:rFonts w:ascii="Arial" w:hAnsi="Arial" w:cs="Arial"/>
-        </w:rPr>
-      </w:pPr>
-      <w:r>
-        <w:rPr>
-          <w:rFonts w:ascii="Arial" w:hAnsi="Arial" w:cs="Arial"/>
+        <w:spacing w:line="360" w:lineRule="auto"/>
+        <w:jc w:val="both"/>
+        <w:rPr>
+          <w:rFonts w:ascii="Arial" w:hAnsi="Arial" w:cs="Arial"/>
+        </w:rPr>
+      </w:pPr>
+      <w:r>
+        <w:rPr>
+          <w:rFonts w:ascii="Times New Roman" w:hAnsi="Times New Roman" w:cs="Times New Roman" w:eastAsia="Times New Roman"/>
+          <w:sz w:val="24"/>
         </w:rPr>
         <w:t>Disciplina-Satélite: QUALIDADE E TESTES DE SOFTWARE</w:t>
       </w:r>
     </w:p>
     <w:p>
       <w:pPr>
-        <w:jc w:val="both"/>
-        <w:rPr>
-          <w:rFonts w:ascii="Arial" w:hAnsi="Arial" w:cs="Arial"/>
-        </w:rPr>
-      </w:pPr>
-      <w:r>
-        <w:rPr>
-          <w:rFonts w:ascii="Arial" w:hAnsi="Arial" w:cs="Arial"/>
+        <w:spacing w:line="360" w:lineRule="auto"/>
+        <w:ind w:firstLine="709"/>
+        <w:jc w:val="both"/>
+        <w:rPr>
+          <w:rFonts w:ascii="Arial" w:hAnsi="Arial" w:cs="Arial"/>
+        </w:rPr>
+      </w:pPr>
+      <w:r>
+        <w:rPr>
+          <w:rFonts w:ascii="Times New Roman" w:hAnsi="Times New Roman" w:cs="Times New Roman" w:eastAsia="Times New Roman"/>
+          <w:sz w:val="24"/>
         </w:rPr>
         <w:t>Objetivo: Entregar sistemas/aplicativos de alta qualidade, testados e com baixa propensão a erros.</w:t>
       </w:r>
     </w:p>
     <w:p>
       <w:pPr>
-        <w:jc w:val="both"/>
-        <w:rPr>
-          <w:rFonts w:ascii="Arial" w:hAnsi="Arial" w:cs="Arial"/>
-        </w:rPr>
-      </w:pPr>
-      <w:r>
-        <w:rPr>
-          <w:rFonts w:ascii="Arial" w:hAnsi="Arial" w:cs="Arial"/>
+        <w:spacing w:line="360" w:lineRule="auto"/>
+        <w:jc w:val="both"/>
+        <w:rPr>
+          <w:rFonts w:ascii="Arial" w:hAnsi="Arial" w:cs="Arial"/>
+        </w:rPr>
+      </w:pPr>
+      <w:r>
+        <w:rPr>
+          <w:rFonts w:ascii="Times New Roman" w:hAnsi="Times New Roman" w:cs="Times New Roman" w:eastAsia="Times New Roman"/>
+          <w:sz w:val="24"/>
         </w:rPr>
         <w:t>Entregas:</w:t>
       </w:r>
     </w:p>
     <w:p>
       <w:pPr>
-        <w:jc w:val="both"/>
-        <w:rPr>
-          <w:rFonts w:ascii="Arial" w:hAnsi="Arial" w:cs="Arial"/>
-        </w:rPr>
-      </w:pPr>
-      <w:r>
-        <w:rPr>
-          <w:rFonts w:ascii="Arial" w:hAnsi="Arial" w:cs="Arial"/>
+        <w:spacing w:line="360" w:lineRule="auto"/>
+        <w:jc w:val="both"/>
+        <w:rPr>
+          <w:rFonts w:ascii="Arial" w:hAnsi="Arial" w:cs="Arial"/>
+        </w:rPr>
+      </w:pPr>
+      <w:r>
+        <w:rPr>
+          <w:rFonts w:ascii="Times New Roman" w:hAnsi="Times New Roman" w:cs="Times New Roman" w:eastAsia="Times New Roman"/>
+          <w:sz w:val="24"/>
         </w:rPr>
         <w:sym w:font="Symbol" w:char="F0B7"/>
       </w:r>
       <w:r>
         <w:rPr>
-          <w:rFonts w:ascii="Arial" w:hAnsi="Arial" w:cs="Arial"/>
+          <w:rFonts w:ascii="Times New Roman" w:hAnsi="Times New Roman" w:cs="Times New Roman" w:eastAsia="Times New Roman"/>
+          <w:sz w:val="24"/>
         </w:rPr>
         <w:t xml:space="preserve"> Entrega 1 (15/05):</w:t>
       </w:r>
     </w:p>
     <w:p>
       <w:pPr>
-        <w:jc w:val="both"/>
-        <w:rPr>
-          <w:rFonts w:ascii="Arial" w:hAnsi="Arial" w:cs="Arial"/>
-        </w:rPr>
-      </w:pPr>
-      <w:r>
-        <w:rPr>
-          <w:rFonts w:ascii="Arial" w:hAnsi="Arial" w:cs="Arial"/>
+        <w:spacing w:line="360" w:lineRule="auto"/>
+        <w:ind w:firstLine="709"/>
+        <w:jc w:val="both"/>
+        <w:rPr>
+          <w:rFonts w:ascii="Arial" w:hAnsi="Arial" w:cs="Arial"/>
+        </w:rPr>
+      </w:pPr>
+      <w:r>
+        <w:rPr>
+          <w:rFonts w:ascii="Times New Roman" w:hAnsi="Times New Roman" w:cs="Times New Roman" w:eastAsia="Times New Roman"/>
+          <w:sz w:val="24"/>
         </w:rPr>
         <w:t>1)O grupo deverá identificar os requisitos funcionais e não funcionais mais relevantes do projeto e:</w:t>
       </w:r>
     </w:p>
     <w:p>
       <w:pPr>
-        <w:jc w:val="both"/>
-        <w:rPr>
-          <w:rFonts w:ascii="Arial" w:hAnsi="Arial" w:cs="Arial"/>
-        </w:rPr>
-      </w:pPr>
-      <w:r>
-        <w:rPr>
-          <w:rFonts w:ascii="Arial" w:hAnsi="Arial" w:cs="Arial"/>
+        <w:spacing w:line="360" w:lineRule="auto"/>
+        <w:jc w:val="both"/>
+        <w:rPr>
+          <w:rFonts w:ascii="Arial" w:hAnsi="Arial" w:cs="Arial"/>
+        </w:rPr>
+      </w:pPr>
+      <w:r>
+        <w:rPr>
+          <w:rFonts w:ascii="Times New Roman" w:hAnsi="Times New Roman" w:cs="Times New Roman" w:eastAsia="Times New Roman"/>
+          <w:sz w:val="24"/>
         </w:rPr>
         <w:t>a)Esboçar um plano de teste, contendo:</w:t>
       </w:r>
     </w:p>
     <w:p>
       <w:pPr>
-        <w:jc w:val="both"/>
-        <w:rPr>
-          <w:rFonts w:ascii="Arial" w:hAnsi="Arial" w:cs="Arial"/>
-        </w:rPr>
-      </w:pPr>
-      <w:r>
-        <w:rPr>
-          <w:rFonts w:ascii="Arial" w:hAnsi="Arial" w:cs="Arial"/>
+        <w:spacing w:line="360" w:lineRule="auto"/>
+        <w:jc w:val="both"/>
+        <w:rPr>
+          <w:rFonts w:ascii="Arial" w:hAnsi="Arial" w:cs="Arial"/>
+        </w:rPr>
+      </w:pPr>
+      <w:r>
+        <w:rPr>
+          <w:rFonts w:ascii="Times New Roman" w:hAnsi="Times New Roman" w:cs="Times New Roman" w:eastAsia="Times New Roman"/>
+          <w:sz w:val="24"/>
         </w:rPr>
         <w:lastRenderedPageBreak/>
         <w:sym w:font="Symbol" w:char="F0B7"/>
       </w:r>
       <w:r>
         <w:rPr>
-          <w:rFonts w:ascii="Arial" w:hAnsi="Arial" w:cs="Arial"/>
+          <w:rFonts w:ascii="Times New Roman" w:hAnsi="Times New Roman" w:cs="Times New Roman" w:eastAsia="Times New Roman"/>
+          <w:sz w:val="24"/>
         </w:rPr>
         <w:t xml:space="preserve"> Objetivo do teste</w:t>
       </w:r>
     </w:p>
     <w:p>
       <w:pPr>
-        <w:jc w:val="both"/>
-        <w:rPr>
-          <w:rFonts w:ascii="Arial" w:hAnsi="Arial" w:cs="Arial"/>
-        </w:rPr>
-      </w:pPr>
-      <w:r>
-        <w:rPr>
-          <w:rFonts w:ascii="Arial" w:hAnsi="Arial" w:cs="Arial"/>
+        <w:spacing w:line="360" w:lineRule="auto"/>
+        <w:jc w:val="both"/>
+        <w:rPr>
+          <w:rFonts w:ascii="Arial" w:hAnsi="Arial" w:cs="Arial"/>
+        </w:rPr>
+      </w:pPr>
+      <w:r>
+        <w:rPr>
+          <w:rFonts w:ascii="Times New Roman" w:hAnsi="Times New Roman" w:cs="Times New Roman" w:eastAsia="Times New Roman"/>
+          <w:sz w:val="24"/>
         </w:rPr>
         <w:sym w:font="Symbol" w:char="F0B7"/>
       </w:r>
       <w:r>
         <w:rPr>
-          <w:rFonts w:ascii="Arial" w:hAnsi="Arial" w:cs="Arial"/>
+          <w:rFonts w:ascii="Times New Roman" w:hAnsi="Times New Roman" w:cs="Times New Roman" w:eastAsia="Times New Roman"/>
+          <w:sz w:val="24"/>
         </w:rPr>
         <w:t xml:space="preserve"> Itens a serem testados</w:t>
       </w:r>
     </w:p>
     <w:p>
       <w:pPr>
-        <w:jc w:val="both"/>
-        <w:rPr>
-          <w:rFonts w:ascii="Arial" w:hAnsi="Arial" w:cs="Arial"/>
-        </w:rPr>
-      </w:pPr>
-      <w:r>
-        <w:rPr>
-          <w:rFonts w:ascii="Arial" w:hAnsi="Arial" w:cs="Arial"/>
+        <w:spacing w:line="360" w:lineRule="auto"/>
+        <w:jc w:val="both"/>
+        <w:rPr>
+          <w:rFonts w:ascii="Arial" w:hAnsi="Arial" w:cs="Arial"/>
+        </w:rPr>
+      </w:pPr>
+      <w:r>
+        <w:rPr>
+          <w:rFonts w:ascii="Times New Roman" w:hAnsi="Times New Roman" w:cs="Times New Roman" w:eastAsia="Times New Roman"/>
+          <w:sz w:val="24"/>
         </w:rPr>
         <w:sym w:font="Symbol" w:char="F0B7"/>
       </w:r>
       <w:r>
         <w:rPr>
-          <w:rFonts w:ascii="Arial" w:hAnsi="Arial" w:cs="Arial"/>
+          <w:rFonts w:ascii="Times New Roman" w:hAnsi="Times New Roman" w:cs="Times New Roman" w:eastAsia="Times New Roman"/>
+          <w:sz w:val="24"/>
         </w:rPr>
         <w:t xml:space="preserve"> Estratégia de teste</w:t>
       </w:r>
     </w:p>
     <w:p>
       <w:pPr>
-        <w:jc w:val="both"/>
-        <w:rPr>
-          <w:rFonts w:ascii="Arial" w:hAnsi="Arial" w:cs="Arial"/>
-        </w:rPr>
-      </w:pPr>
-      <w:r>
-        <w:rPr>
-          <w:rFonts w:ascii="Arial" w:hAnsi="Arial" w:cs="Arial"/>
+        <w:spacing w:line="360" w:lineRule="auto"/>
+        <w:jc w:val="both"/>
+        <w:rPr>
+          <w:rFonts w:ascii="Arial" w:hAnsi="Arial" w:cs="Arial"/>
+        </w:rPr>
+      </w:pPr>
+      <w:r>
+        <w:rPr>
+          <w:rFonts w:ascii="Times New Roman" w:hAnsi="Times New Roman" w:cs="Times New Roman" w:eastAsia="Times New Roman"/>
+          <w:sz w:val="24"/>
         </w:rPr>
         <w:sym w:font="Symbol" w:char="F0B7"/>
       </w:r>
       <w:r>
         <w:rPr>
-          <w:rFonts w:ascii="Arial" w:hAnsi="Arial" w:cs="Arial"/>
+          <w:rFonts w:ascii="Times New Roman" w:hAnsi="Times New Roman" w:cs="Times New Roman" w:eastAsia="Times New Roman"/>
+          <w:sz w:val="24"/>
         </w:rPr>
         <w:t xml:space="preserve"> </w:t>
       </w:r>
       <w:r>
         <w:rPr>
-          <w:rFonts w:ascii="Arial" w:hAnsi="Arial" w:cs="Arial"/>
+          <w:rFonts w:ascii="Times New Roman" w:hAnsi="Times New Roman" w:cs="Times New Roman" w:eastAsia="Times New Roman"/>
+          <w:sz w:val="24"/>
         </w:rPr>
         <w:t>Critérios de entrada e saída</w:t>
       </w:r>
     </w:p>
     <w:p>
       <w:pPr>
-        <w:jc w:val="both"/>
-        <w:rPr>
-          <w:rFonts w:ascii="Arial" w:hAnsi="Arial" w:cs="Arial"/>
-        </w:rPr>
-      </w:pPr>
-      <w:r>
-        <w:rPr>
-          <w:rFonts w:ascii="Arial" w:hAnsi="Arial" w:cs="Arial"/>
+        <w:spacing w:line="360" w:lineRule="auto"/>
+        <w:jc w:val="both"/>
+        <w:rPr>
+          <w:rFonts w:ascii="Arial" w:hAnsi="Arial" w:cs="Arial"/>
+        </w:rPr>
+      </w:pPr>
+      <w:r>
+        <w:rPr>
+          <w:rFonts w:ascii="Times New Roman" w:hAnsi="Times New Roman" w:cs="Times New Roman" w:eastAsia="Times New Roman"/>
+          <w:sz w:val="24"/>
         </w:rPr>
         <w:sym w:font="Symbol" w:char="F0B7"/>
       </w:r>
       <w:r>
         <w:rPr>
-          <w:rFonts w:ascii="Arial" w:hAnsi="Arial" w:cs="Arial"/>
+          <w:rFonts w:ascii="Times New Roman" w:hAnsi="Times New Roman" w:cs="Times New Roman" w:eastAsia="Times New Roman"/>
+          <w:sz w:val="24"/>
         </w:rPr>
         <w:t xml:space="preserve"> Recursos necessários</w:t>
       </w:r>
     </w:p>
     <w:p>
       <w:pPr>
-        <w:jc w:val="both"/>
-        <w:rPr>
-          <w:rFonts w:ascii="Arial" w:hAnsi="Arial" w:cs="Arial"/>
-        </w:rPr>
-      </w:pPr>
-      <w:r>
-        <w:rPr>
-          <w:rFonts w:ascii="Arial" w:hAnsi="Arial" w:cs="Arial"/>
+        <w:spacing w:line="360" w:lineRule="auto"/>
+        <w:jc w:val="both"/>
+        <w:rPr>
+          <w:rFonts w:ascii="Arial" w:hAnsi="Arial" w:cs="Arial"/>
+        </w:rPr>
+      </w:pPr>
+      <w:r>
+        <w:rPr>
+          <w:rFonts w:ascii="Times New Roman" w:hAnsi="Times New Roman" w:cs="Times New Roman" w:eastAsia="Times New Roman"/>
+          <w:sz w:val="24"/>
         </w:rPr>
         <w:sym w:font="Symbol" w:char="F0B7"/>
       </w:r>
       <w:r>
         <w:rPr>
-          <w:rFonts w:ascii="Arial" w:hAnsi="Arial" w:cs="Arial"/>
+          <w:rFonts w:ascii="Times New Roman" w:hAnsi="Times New Roman" w:cs="Times New Roman" w:eastAsia="Times New Roman"/>
+          <w:sz w:val="24"/>
         </w:rPr>
         <w:t xml:space="preserve"> Cronograma estimado</w:t>
       </w:r>
     </w:p>
     <w:p>
       <w:pPr>
-        <w:jc w:val="both"/>
-        <w:rPr>
-          <w:rFonts w:ascii="Arial" w:hAnsi="Arial" w:cs="Arial"/>
-        </w:rPr>
-      </w:pPr>
-      <w:r>
-        <w:rPr>
-          <w:rFonts w:ascii="Arial" w:hAnsi="Arial" w:cs="Arial"/>
+        <w:spacing w:line="360" w:lineRule="auto"/>
+        <w:jc w:val="both"/>
+        <w:rPr>
+          <w:rFonts w:ascii="Arial" w:hAnsi="Arial" w:cs="Arial"/>
+        </w:rPr>
+      </w:pPr>
+      <w:r>
+        <w:rPr>
+          <w:rFonts w:ascii="Times New Roman" w:hAnsi="Times New Roman" w:cs="Times New Roman" w:eastAsia="Times New Roman"/>
+          <w:sz w:val="24"/>
         </w:rPr>
         <w:t>b)</w:t>
       </w:r>
       <w:r>
         <w:rPr>
-          <w:rFonts w:ascii="Arial" w:hAnsi="Arial" w:cs="Arial"/>
+          <w:rFonts w:ascii="Times New Roman" w:hAnsi="Times New Roman" w:cs="Times New Roman" w:eastAsia="Times New Roman"/>
+          <w:sz w:val="24"/>
         </w:rPr>
         <w:t xml:space="preserve"> </w:t>
       </w:r>
       <w:r>
         <w:rPr>
-          <w:rFonts w:ascii="Arial" w:hAnsi="Arial" w:cs="Arial"/>
+          <w:rFonts w:ascii="Times New Roman" w:hAnsi="Times New Roman" w:cs="Times New Roman" w:eastAsia="Times New Roman"/>
+          <w:sz w:val="24"/>
         </w:rPr>
         <w:t>Elencar os papéis envolvidos no processo de teste.</w:t>
       </w:r>
     </w:p>
     <w:p>
       <w:pPr>
-        <w:jc w:val="both"/>
-        <w:rPr>
-          <w:rFonts w:ascii="Arial" w:hAnsi="Arial" w:cs="Arial"/>
-        </w:rPr>
-      </w:pPr>
-      <w:r>
-        <w:rPr>
-          <w:rFonts w:ascii="Arial" w:hAnsi="Arial" w:cs="Arial"/>
+        <w:spacing w:line="360" w:lineRule="auto"/>
+        <w:ind w:firstLine="709"/>
+        <w:jc w:val="both"/>
+        <w:rPr>
+          <w:rFonts w:ascii="Arial" w:hAnsi="Arial" w:cs="Arial"/>
+        </w:rPr>
+      </w:pPr>
+      <w:r>
+        <w:rPr>
+          <w:rFonts w:ascii="Times New Roman" w:hAnsi="Times New Roman" w:cs="Times New Roman" w:eastAsia="Times New Roman"/>
+          <w:sz w:val="24"/>
         </w:rPr>
         <w:t>2) Escolher entre uma das abordagens: Partição de Equivalência e Análise de Valor Limite e realizar o teste de caixa preta do projeto - o grupo deverá entregar os casos de teste da aplicação e a tabela de execução dos testes.</w:t>
       </w:r>
     </w:p>
     <w:p>
       <w:pPr>
-        <w:jc w:val="both"/>
-        <w:rPr>
-          <w:rFonts w:ascii="Arial" w:hAnsi="Arial" w:cs="Arial"/>
-        </w:rPr>
-      </w:pPr>
-      <w:r>
-        <w:rPr>
-          <w:rFonts w:ascii="Arial" w:hAnsi="Arial" w:cs="Arial"/>
+        <w:spacing w:line="360" w:lineRule="auto"/>
+        <w:ind w:firstLine="709"/>
+        <w:jc w:val="both"/>
+        <w:rPr>
+          <w:rFonts w:ascii="Arial" w:hAnsi="Arial" w:cs="Arial"/>
+        </w:rPr>
+      </w:pPr>
+      <w:r>
+        <w:rPr>
+          <w:rFonts w:ascii="Times New Roman" w:hAnsi="Times New Roman" w:cs="Times New Roman" w:eastAsia="Times New Roman"/>
+          <w:sz w:val="24"/>
         </w:rPr>
         <w:t>3) Escolher uma funcionalidade do seu projeto de PI que possua um fluxo com mais de 3 estados (Exceto login)</w:t>
       </w:r>
     </w:p>
     <w:p>
       <w:pPr>
-        <w:jc w:val="both"/>
-        <w:rPr>
-          <w:rFonts w:ascii="Arial" w:hAnsi="Arial" w:cs="Arial"/>
-        </w:rPr>
-      </w:pPr>
-      <w:r>
-        <w:rPr>
-          <w:rFonts w:ascii="Arial" w:hAnsi="Arial" w:cs="Arial"/>
+        <w:spacing w:line="360" w:lineRule="auto"/>
+        <w:jc w:val="both"/>
+        <w:rPr>
+          <w:rFonts w:ascii="Arial" w:hAnsi="Arial" w:cs="Arial"/>
+        </w:rPr>
+      </w:pPr>
+      <w:r>
+        <w:rPr>
+          <w:rFonts w:ascii="Times New Roman" w:hAnsi="Times New Roman" w:cs="Times New Roman" w:eastAsia="Times New Roman"/>
+          <w:sz w:val="24"/>
         </w:rPr>
         <w:t>a</w:t>
       </w:r>
       <w:r>
         <w:rPr>
-          <w:rFonts w:ascii="Arial" w:hAnsi="Arial" w:cs="Arial"/>
+          <w:rFonts w:ascii="Times New Roman" w:hAnsi="Times New Roman" w:cs="Times New Roman" w:eastAsia="Times New Roman"/>
+          <w:sz w:val="24"/>
         </w:rPr>
         <w:t>)</w:t>
       </w:r>
       <w:r>
         <w:rPr>
-          <w:rFonts w:ascii="Arial" w:hAnsi="Arial" w:cs="Arial"/>
+          <w:rFonts w:ascii="Times New Roman" w:hAnsi="Times New Roman" w:cs="Times New Roman" w:eastAsia="Times New Roman"/>
+          <w:sz w:val="24"/>
         </w:rPr>
         <w:t xml:space="preserve"> </w:t>
       </w:r>
       <w:r>
         <w:rPr>
-          <w:rFonts w:ascii="Arial" w:hAnsi="Arial" w:cs="Arial"/>
+          <w:rFonts w:ascii="Times New Roman" w:hAnsi="Times New Roman" w:cs="Times New Roman" w:eastAsia="Times New Roman"/>
+          <w:sz w:val="24"/>
         </w:rPr>
         <w:t>Fazer o diagrama UML de Estados;</w:t>
       </w:r>
     </w:p>
     <w:p>
       <w:pPr>
-        <w:jc w:val="both"/>
-        <w:rPr>
-          <w:rFonts w:ascii="Arial" w:hAnsi="Arial" w:cs="Arial"/>
-        </w:rPr>
-      </w:pPr>
-      <w:r>
-        <w:rPr>
-          <w:rFonts w:ascii="Arial" w:hAnsi="Arial" w:cs="Arial"/>
+        <w:spacing w:line="360" w:lineRule="auto"/>
+        <w:jc w:val="both"/>
+        <w:rPr>
+          <w:rFonts w:ascii="Arial" w:hAnsi="Arial" w:cs="Arial"/>
+        </w:rPr>
+      </w:pPr>
+      <w:r>
+        <w:rPr>
+          <w:rFonts w:ascii="Times New Roman" w:hAnsi="Times New Roman" w:cs="Times New Roman" w:eastAsia="Times New Roman"/>
+          <w:sz w:val="24"/>
         </w:rPr>
         <w:t>b)</w:t>
       </w:r>
       <w:r>
         <w:rPr>
-          <w:rFonts w:ascii="Arial" w:hAnsi="Arial" w:cs="Arial"/>
+          <w:rFonts w:ascii="Times New Roman" w:hAnsi="Times New Roman" w:cs="Times New Roman" w:eastAsia="Times New Roman"/>
+          <w:sz w:val="24"/>
         </w:rPr>
         <w:t xml:space="preserve"> </w:t>
       </w:r>
       <w:r>
         <w:rPr>
-          <w:rFonts w:ascii="Arial" w:hAnsi="Arial" w:cs="Arial"/>
+          <w:rFonts w:ascii="Times New Roman" w:hAnsi="Times New Roman" w:cs="Times New Roman" w:eastAsia="Times New Roman"/>
+          <w:sz w:val="24"/>
         </w:rPr>
         <w:t>Criar casos de teste para:</w:t>
       </w:r>
     </w:p>
     <w:p>
       <w:pPr>
-        <w:jc w:val="both"/>
-        <w:rPr>
-          <w:rFonts w:ascii="Arial" w:hAnsi="Arial" w:cs="Arial"/>
-        </w:rPr>
-      </w:pPr>
-      <w:r>
-        <w:rPr>
-          <w:rFonts w:ascii="Arial" w:hAnsi="Arial" w:cs="Arial"/>
+        <w:spacing w:line="360" w:lineRule="auto"/>
+        <w:jc w:val="both"/>
+        <w:rPr>
+          <w:rFonts w:ascii="Arial" w:hAnsi="Arial" w:cs="Arial"/>
+        </w:rPr>
+      </w:pPr>
+      <w:r>
+        <w:rPr>
+          <w:rFonts w:ascii="Times New Roman" w:hAnsi="Times New Roman" w:cs="Times New Roman" w:eastAsia="Times New Roman"/>
+          <w:sz w:val="24"/>
         </w:rPr>
         <w:sym w:font="Symbol" w:char="F0B7"/>
       </w:r>
       <w:r>
         <w:rPr>
-          <w:rFonts w:ascii="Arial" w:hAnsi="Arial" w:cs="Arial"/>
+          <w:rFonts w:ascii="Times New Roman" w:hAnsi="Times New Roman" w:cs="Times New Roman" w:eastAsia="Times New Roman"/>
+          <w:sz w:val="24"/>
         </w:rPr>
         <w:t xml:space="preserve"> Cada estado (cobertura de estados);</w:t>
       </w:r>
     </w:p>
     <w:p>
       <w:pPr>
-        <w:jc w:val="both"/>
-        <w:rPr>
-          <w:rFonts w:ascii="Arial" w:hAnsi="Arial" w:cs="Arial"/>
-        </w:rPr>
-      </w:pPr>
-      <w:r>
-        <w:rPr>
-          <w:rFonts w:ascii="Arial" w:hAnsi="Arial" w:cs="Arial"/>
+        <w:spacing w:line="360" w:lineRule="auto"/>
+        <w:jc w:val="both"/>
+        <w:rPr>
+          <w:rFonts w:ascii="Arial" w:hAnsi="Arial" w:cs="Arial"/>
+        </w:rPr>
+      </w:pPr>
+      <w:r>
+        <w:rPr>
+          <w:rFonts w:ascii="Times New Roman" w:hAnsi="Times New Roman" w:cs="Times New Roman" w:eastAsia="Times New Roman"/>
+          <w:sz w:val="24"/>
         </w:rPr>
         <w:sym w:font="Symbol" w:char="F0B7"/>
       </w:r>
       <w:r>
         <w:rPr>
-          <w:rFonts w:ascii="Arial" w:hAnsi="Arial" w:cs="Arial"/>
+          <w:rFonts w:ascii="Times New Roman" w:hAnsi="Times New Roman" w:cs="Times New Roman" w:eastAsia="Times New Roman"/>
+          <w:sz w:val="24"/>
         </w:rPr>
         <w:t xml:space="preserve"> Cada transição (cobertura de transição);</w:t>
       </w:r>
     </w:p>
     <w:p>
       <w:pPr>
-        <w:jc w:val="both"/>
-        <w:rPr>
-          <w:rFonts w:ascii="Arial" w:hAnsi="Arial" w:cs="Arial"/>
-        </w:rPr>
-      </w:pPr>
-      <w:r>
-        <w:rPr>
-          <w:rFonts w:ascii="Arial" w:hAnsi="Arial" w:cs="Arial"/>
+        <w:spacing w:line="360" w:lineRule="auto"/>
+        <w:jc w:val="both"/>
+        <w:rPr>
+          <w:rFonts w:ascii="Arial" w:hAnsi="Arial" w:cs="Arial"/>
+        </w:rPr>
+      </w:pPr>
+      <w:r>
+        <w:rPr>
+          <w:rFonts w:ascii="Times New Roman" w:hAnsi="Times New Roman" w:cs="Times New Roman" w:eastAsia="Times New Roman"/>
+          <w:sz w:val="24"/>
         </w:rPr>
         <w:sym w:font="Symbol" w:char="F0B7"/>
       </w:r>
       <w:r>
         <w:rPr>
-          <w:rFonts w:ascii="Arial" w:hAnsi="Arial" w:cs="Arial"/>
+          <w:rFonts w:ascii="Times New Roman" w:hAnsi="Times New Roman" w:cs="Times New Roman" w:eastAsia="Times New Roman"/>
+          <w:sz w:val="24"/>
         </w:rPr>
         <w:t xml:space="preserve"> Sequências específicas (cobertura de caminhos)</w:t>
       </w:r>
     </w:p>
     <w:p>
       <w:pPr>
-        <w:jc w:val="both"/>
-        <w:rPr>
-          <w:rFonts w:ascii="Arial" w:hAnsi="Arial" w:cs="Arial"/>
-        </w:rPr>
-      </w:pPr>
-      <w:r>
-        <w:rPr>
-          <w:rFonts w:ascii="Arial" w:hAnsi="Arial" w:cs="Arial"/>
+        <w:spacing w:line="360" w:lineRule="auto"/>
+        <w:jc w:val="both"/>
+        <w:rPr>
+          <w:rFonts w:ascii="Arial" w:hAnsi="Arial" w:cs="Arial"/>
+        </w:rPr>
+      </w:pPr>
+      <w:r>
+        <w:rPr>
+          <w:rFonts w:ascii="Times New Roman" w:hAnsi="Times New Roman" w:cs="Times New Roman" w:eastAsia="Times New Roman"/>
+          <w:sz w:val="24"/>
         </w:rPr>
         <w:sym w:font="Symbol" w:char="F0B7"/>
       </w:r>
       <w:r>
         <w:rPr>
-          <w:rFonts w:ascii="Arial" w:hAnsi="Arial" w:cs="Arial"/>
+          <w:rFonts w:ascii="Times New Roman" w:hAnsi="Times New Roman" w:cs="Times New Roman" w:eastAsia="Times New Roman"/>
+          <w:sz w:val="24"/>
         </w:rPr>
         <w:t xml:space="preserve"> Entrega 2 (15/06):</w:t>
       </w:r>
     </w:p>
     <w:p>
       <w:pPr>
-        <w:jc w:val="both"/>
-        <w:rPr>
-          <w:rFonts w:ascii="Arial" w:hAnsi="Arial" w:cs="Arial"/>
-        </w:rPr>
-      </w:pPr>
-      <w:r>
-        <w:rPr>
-          <w:rFonts w:ascii="Arial" w:hAnsi="Arial" w:cs="Arial"/>
+        <w:spacing w:line="360" w:lineRule="auto"/>
+        <w:jc w:val="both"/>
+        <w:rPr>
+          <w:rFonts w:ascii="Arial" w:hAnsi="Arial" w:cs="Arial"/>
+        </w:rPr>
+      </w:pPr>
+      <w:r>
+        <w:rPr>
+          <w:rFonts w:ascii="Times New Roman" w:hAnsi="Times New Roman" w:cs="Times New Roman" w:eastAsia="Times New Roman"/>
+          <w:sz w:val="24"/>
         </w:rPr>
         <w:t>1) Configurar a Pipeline do Github:</w:t>
       </w:r>
     </w:p>
     <w:p>
       <w:pPr>
-        <w:jc w:val="both"/>
-        <w:rPr>
-          <w:rFonts w:ascii="Arial" w:hAnsi="Arial" w:cs="Arial"/>
-        </w:rPr>
-      </w:pPr>
-      <w:r>
-        <w:rPr>
-          <w:rFonts w:ascii="Arial" w:hAnsi="Arial" w:cs="Arial"/>
+        <w:spacing w:line="360" w:lineRule="auto"/>
+        <w:jc w:val="both"/>
+        <w:rPr>
+          <w:rFonts w:ascii="Arial" w:hAnsi="Arial" w:cs="Arial"/>
+        </w:rPr>
+      </w:pPr>
+      <w:r>
+        <w:rPr>
+          <w:rFonts w:ascii="Times New Roman" w:hAnsi="Times New Roman" w:cs="Times New Roman" w:eastAsia="Times New Roman"/>
+          <w:sz w:val="24"/>
         </w:rPr>
         <w:t>a)</w:t>
       </w:r>
       <w:r>
         <w:rPr>
-          <w:rFonts w:ascii="Arial" w:hAnsi="Arial" w:cs="Arial"/>
+          <w:rFonts w:ascii="Times New Roman" w:hAnsi="Times New Roman" w:cs="Times New Roman" w:eastAsia="Times New Roman"/>
+          <w:sz w:val="24"/>
         </w:rPr>
         <w:t xml:space="preserve"> </w:t>
       </w:r>
       <w:r>
         <w:rPr>
-          <w:rFonts w:ascii="Arial" w:hAnsi="Arial" w:cs="Arial"/>
+          <w:rFonts w:ascii="Times New Roman" w:hAnsi="Times New Roman" w:cs="Times New Roman" w:eastAsia="Times New Roman"/>
+          <w:sz w:val="24"/>
         </w:rPr>
         <w:t>Configurar um repositório no GitHub;</w:t>
       </w:r>
     </w:p>
     <w:p>
       <w:pPr>
-        <w:jc w:val="both"/>
-        <w:rPr>
-          <w:rFonts w:ascii="Arial" w:hAnsi="Arial" w:cs="Arial"/>
-        </w:rPr>
-      </w:pPr>
-      <w:r>
-        <w:rPr>
-          <w:rFonts w:ascii="Arial" w:hAnsi="Arial" w:cs="Arial"/>
+        <w:spacing w:line="360" w:lineRule="auto"/>
+        <w:ind w:firstLine="709"/>
+        <w:jc w:val="both"/>
+        <w:rPr>
+          <w:rFonts w:ascii="Arial" w:hAnsi="Arial" w:cs="Arial"/>
+        </w:rPr>
+      </w:pPr>
+      <w:r>
+        <w:rPr>
+          <w:rFonts w:ascii="Times New Roman" w:hAnsi="Times New Roman" w:cs="Times New Roman" w:eastAsia="Times New Roman"/>
+          <w:sz w:val="24"/>
         </w:rPr>
         <w:t>b)</w:t>
       </w:r>
       <w:r>
         <w:rPr>
-          <w:rFonts w:ascii="Arial" w:hAnsi="Arial" w:cs="Arial"/>
+          <w:rFonts w:ascii="Times New Roman" w:hAnsi="Times New Roman" w:cs="Times New Roman" w:eastAsia="Times New Roman"/>
+          <w:sz w:val="24"/>
         </w:rPr>
         <w:t xml:space="preserve"> </w:t>
       </w:r>
       <w:r>
         <w:rPr>
-          <w:rFonts w:ascii="Arial" w:hAnsi="Arial" w:cs="Arial"/>
+          <w:rFonts w:ascii="Times New Roman" w:hAnsi="Times New Roman" w:cs="Times New Roman" w:eastAsia="Times New Roman"/>
+          <w:sz w:val="24"/>
         </w:rPr>
         <w:t>Criar um workflow (GitHub Actions ou Jenkins) que execute testes automaticamente em cada push;</w:t>
       </w:r>
     </w:p>
     <w:p>
       <w:pPr>
-        <w:jc w:val="both"/>
-        <w:rPr>
-          <w:rFonts w:ascii="Arial" w:hAnsi="Arial" w:cs="Arial"/>
-        </w:rPr>
-      </w:pPr>
-      <w:r>
-        <w:rPr>
-          <w:rFonts w:ascii="Arial" w:hAnsi="Arial" w:cs="Arial"/>
+        <w:spacing w:line="360" w:lineRule="auto"/>
+        <w:jc w:val="both"/>
+        <w:rPr>
+          <w:rFonts w:ascii="Arial" w:hAnsi="Arial" w:cs="Arial"/>
+        </w:rPr>
+      </w:pPr>
+      <w:r>
+        <w:rPr>
+          <w:rFonts w:ascii="Times New Roman" w:hAnsi="Times New Roman" w:cs="Times New Roman" w:eastAsia="Times New Roman"/>
+          <w:sz w:val="24"/>
         </w:rPr>
         <w:t>c)Entregável: Link do repositório + execução do pipeline.</w:t>
       </w:r>
     </w:p>
     <w:p>
       <w:pPr>
-        <w:jc w:val="both"/>
-        <w:rPr>
-          <w:rFonts w:ascii="Arial" w:hAnsi="Arial" w:cs="Arial"/>
-        </w:rPr>
-      </w:pPr>
-      <w:r>
-        <w:rPr>
-          <w:rFonts w:ascii="Arial" w:hAnsi="Arial" w:cs="Arial"/>
+        <w:spacing w:line="360" w:lineRule="auto"/>
+        <w:jc w:val="both"/>
+        <w:rPr>
+          <w:rFonts w:ascii="Arial" w:hAnsi="Arial" w:cs="Arial"/>
+        </w:rPr>
+      </w:pPr>
+      <w:r>
+        <w:rPr>
+          <w:rFonts w:ascii="Times New Roman" w:hAnsi="Times New Roman" w:cs="Times New Roman" w:eastAsia="Times New Roman"/>
+          <w:sz w:val="24"/>
         </w:rPr>
         <w:t>2) Automatização de casos com Junit/Selenium:</w:t>
       </w:r>
     </w:p>
     <w:p>
       <w:pPr>
-        <w:jc w:val="both"/>
-        <w:rPr>
-          <w:rFonts w:ascii="Arial" w:hAnsi="Arial" w:cs="Arial"/>
-        </w:rPr>
-      </w:pPr>
-      <w:r>
-        <w:rPr>
-          <w:rFonts w:ascii="Arial" w:hAnsi="Arial" w:cs="Arial"/>
+        <w:spacing w:line="360" w:lineRule="auto"/>
+        <w:jc w:val="both"/>
+        <w:rPr>
+          <w:rFonts w:ascii="Arial" w:hAnsi="Arial" w:cs="Arial"/>
+        </w:rPr>
+      </w:pPr>
+      <w:r>
+        <w:rPr>
+          <w:rFonts w:ascii="Times New Roman" w:hAnsi="Times New Roman" w:cs="Times New Roman" w:eastAsia="Times New Roman"/>
+          <w:sz w:val="24"/>
         </w:rPr>
         <w:t>a)</w:t>
       </w:r>
       <w:r>
         <w:rPr>
-          <w:rFonts w:ascii="Arial" w:hAnsi="Arial" w:cs="Arial"/>
+          <w:rFonts w:ascii="Times New Roman" w:hAnsi="Times New Roman" w:cs="Times New Roman" w:eastAsia="Times New Roman"/>
+          <w:sz w:val="24"/>
         </w:rPr>
         <w:t xml:space="preserve"> </w:t>
       </w:r>
       <w:r>
         <w:rPr>
-          <w:rFonts w:ascii="Arial" w:hAnsi="Arial" w:cs="Arial"/>
+          <w:rFonts w:ascii="Times New Roman" w:hAnsi="Times New Roman" w:cs="Times New Roman" w:eastAsia="Times New Roman"/>
+          <w:sz w:val="24"/>
         </w:rPr>
         <w:t>Escrever os testes automatizados utilizando ferramenta para testes unitários;</w:t>
       </w:r>
     </w:p>
     <w:p>
       <w:pPr>
-        <w:jc w:val="both"/>
-        <w:rPr>
-          <w:rFonts w:ascii="Arial" w:hAnsi="Arial" w:cs="Arial"/>
-        </w:rPr>
-      </w:pPr>
-      <w:r>
-        <w:rPr>
-          <w:rFonts w:ascii="Arial" w:hAnsi="Arial" w:cs="Arial"/>
+        <w:spacing w:line="360" w:lineRule="auto"/>
+        <w:jc w:val="both"/>
+        <w:rPr>
+          <w:rFonts w:ascii="Arial" w:hAnsi="Arial" w:cs="Arial"/>
+        </w:rPr>
+      </w:pPr>
+      <w:r>
+        <w:rPr>
+          <w:rFonts w:ascii="Times New Roman" w:hAnsi="Times New Roman" w:cs="Times New Roman" w:eastAsia="Times New Roman"/>
+          <w:sz w:val="24"/>
         </w:rPr>
         <w:t>b)</w:t>
       </w:r>
       <w:r>
         <w:rPr>
-          <w:rFonts w:ascii="Arial" w:hAnsi="Arial" w:cs="Arial"/>
+          <w:rFonts w:ascii="Times New Roman" w:hAnsi="Times New Roman" w:cs="Times New Roman" w:eastAsia="Times New Roman"/>
+          <w:sz w:val="24"/>
         </w:rPr>
         <w:t xml:space="preserve"> </w:t>
       </w:r>
       <w:r>
         <w:rPr>
-          <w:rFonts w:ascii="Arial" w:hAnsi="Arial" w:cs="Arial"/>
+          <w:rFonts w:ascii="Times New Roman" w:hAnsi="Times New Roman" w:cs="Times New Roman" w:eastAsia="Times New Roman"/>
+          <w:sz w:val="24"/>
         </w:rPr>
         <w:t>Cobertura mínima dos testes 80%</w:t>
       </w:r>
     </w:p>
     <w:p>
       <w:pPr>
-        <w:jc w:val="both"/>
-        <w:rPr>
-          <w:rFonts w:ascii="Arial" w:hAnsi="Arial" w:cs="Arial"/>
-        </w:rPr>
-      </w:pPr>
-      <w:r>
-        <w:rPr>
-          <w:rFonts w:ascii="Arial" w:hAnsi="Arial" w:cs="Arial"/>
+        <w:spacing w:line="360" w:lineRule="auto"/>
+        <w:jc w:val="both"/>
+        <w:rPr>
+          <w:rFonts w:ascii="Arial" w:hAnsi="Arial" w:cs="Arial"/>
+        </w:rPr>
+      </w:pPr>
+      <w:r>
+        <w:rPr>
+          <w:rFonts w:ascii="Times New Roman" w:hAnsi="Times New Roman" w:cs="Times New Roman" w:eastAsia="Times New Roman"/>
+          <w:sz w:val="24"/>
         </w:rPr>
         <w:t>Disciplina-Satélite: PROCESSAMENTO DE LINGUAGEM NATURAL</w:t>
       </w:r>
     </w:p>
     <w:p>
       <w:pPr>
-        <w:jc w:val="both"/>
-        <w:rPr>
-          <w:rFonts w:ascii="Arial" w:hAnsi="Arial" w:cs="Arial"/>
-        </w:rPr>
-      </w:pPr>
-      <w:r>
-        <w:rPr>
-          <w:rFonts w:ascii="Arial" w:hAnsi="Arial" w:cs="Arial"/>
+        <w:spacing w:line="360" w:lineRule="auto"/>
+        <w:ind w:firstLine="709"/>
+        <w:jc w:val="both"/>
+        <w:rPr>
+          <w:rFonts w:ascii="Arial" w:hAnsi="Arial" w:cs="Arial"/>
+        </w:rPr>
+      </w:pPr>
+      <w:r>
+        <w:rPr>
+          <w:rFonts w:ascii="Times New Roman" w:hAnsi="Times New Roman" w:cs="Times New Roman" w:eastAsia="Times New Roman"/>
+          <w:sz w:val="24"/>
         </w:rPr>
         <w:t>Objetivo: acrescentar ao projeto funcionalidades de Processamento de Linguagem Natural, como reconhecimento de voz e Chatbot.</w:t>
       </w:r>
     </w:p>
     <w:p>
       <w:pPr>
-        <w:jc w:val="both"/>
-        <w:rPr>
-          <w:rFonts w:ascii="Arial" w:hAnsi="Arial" w:cs="Arial"/>
-        </w:rPr>
-      </w:pPr>
-      <w:r>
-        <w:rPr>
-          <w:rFonts w:ascii="Arial" w:hAnsi="Arial" w:cs="Arial"/>
+        <w:spacing w:line="360" w:lineRule="auto"/>
+        <w:jc w:val="both"/>
+        <w:rPr>
+          <w:rFonts w:ascii="Arial" w:hAnsi="Arial" w:cs="Arial"/>
+        </w:rPr>
+      </w:pPr>
+      <w:r>
+        <w:rPr>
+          <w:rFonts w:ascii="Times New Roman" w:hAnsi="Times New Roman" w:cs="Times New Roman" w:eastAsia="Times New Roman"/>
+          <w:sz w:val="24"/>
         </w:rPr>
         <w:t>Entregas:</w:t>
       </w:r>
     </w:p>
     <w:p>
       <w:pPr>
-        <w:jc w:val="both"/>
-        <w:rPr>
-          <w:rFonts w:ascii="Arial" w:hAnsi="Arial" w:cs="Arial"/>
-        </w:rPr>
-      </w:pPr>
-      <w:r>
-        <w:rPr>
-          <w:rFonts w:ascii="Arial" w:hAnsi="Arial" w:cs="Arial"/>
+        <w:spacing w:line="360" w:lineRule="auto"/>
+        <w:ind w:firstLine="709"/>
+        <w:jc w:val="both"/>
+        <w:rPr>
+          <w:rFonts w:ascii="Arial" w:hAnsi="Arial" w:cs="Arial"/>
+        </w:rPr>
+      </w:pPr>
+      <w:r>
+        <w:rPr>
+          <w:rFonts w:ascii="Times New Roman" w:hAnsi="Times New Roman" w:cs="Times New Roman" w:eastAsia="Times New Roman"/>
+          <w:sz w:val="24"/>
         </w:rPr>
         <w:lastRenderedPageBreak/>
         <w:sym w:font="Symbol" w:char="F0B7"/>
       </w:r>
       <w:r>
         <w:rPr>
-          <w:rFonts w:ascii="Arial" w:hAnsi="Arial" w:cs="Arial"/>
+          <w:rFonts w:ascii="Times New Roman" w:hAnsi="Times New Roman" w:cs="Times New Roman" w:eastAsia="Times New Roman"/>
+          <w:sz w:val="24"/>
         </w:rPr>
         <w:t xml:space="preserve"> Entrega 1 (08/05): Reconhecimento de Voz - o grupo deverá implementar um sistema de busca semântica no projeto, o qual deverá permitir a buscar por voz.</w:t>
       </w:r>
     </w:p>
     <w:p>
       <w:pPr>
-        <w:jc w:val="both"/>
-        <w:rPr>
-          <w:rFonts w:ascii="Arial" w:hAnsi="Arial" w:cs="Arial"/>
-        </w:rPr>
-      </w:pPr>
-      <w:r>
-        <w:rPr>
-          <w:rFonts w:ascii="Arial" w:hAnsi="Arial" w:cs="Arial"/>
+        <w:spacing w:line="360" w:lineRule="auto"/>
+        <w:ind w:firstLine="709"/>
+        <w:jc w:val="both"/>
+        <w:rPr>
+          <w:rFonts w:ascii="Arial" w:hAnsi="Arial" w:cs="Arial"/>
+        </w:rPr>
+      </w:pPr>
+      <w:r>
+        <w:rPr>
+          <w:rFonts w:ascii="Times New Roman" w:hAnsi="Times New Roman" w:cs="Times New Roman" w:eastAsia="Times New Roman"/>
+          <w:sz w:val="24"/>
         </w:rPr>
         <w:sym w:font="Symbol" w:char="F0B7"/>
       </w:r>
       <w:r>
         <w:rPr>
-          <w:rFonts w:ascii="Arial" w:hAnsi="Arial" w:cs="Arial"/>
+          <w:rFonts w:ascii="Times New Roman" w:hAnsi="Times New Roman" w:cs="Times New Roman" w:eastAsia="Times New Roman"/>
+          <w:sz w:val="24"/>
         </w:rPr>
         <w:t xml:space="preserve"> Entrega 2 (19/06): Desenvolvimento de um ChatBot - o grupo deverá implementar um chatbot baseado em regras com classificação de intenções usando TF-IDF + SVM.</w:t>
       </w:r>
@@ -1808,7 +2044,7 @@
   <w:docDefaults>
     <w:rPrDefault>
       <w:rPr>
-        <w:rFonts w:asciiTheme="minorHAnsi" w:eastAsiaTheme="minorEastAsia" w:hAnsiTheme="minorHAnsi" w:cstheme="minorBidi"/>
+        <w:rFonts w:ascii="Times New Roman" w:hAnsi="Times New Roman" w:cs="Times New Roman" w:eastAsia="Times New Roman"/>
         <w:kern w:val="2"/>
         <w:sz w:val="24"/>
         <w:szCs w:val="24"/>
@@ -2203,6 +2439,10 @@
   <w:style w:type="paragraph" w:default="1" w:styleId="Normal">
     <w:name w:val="Normal"/>
     <w:qFormat/>
+    <w:rPr>
+      <w:rFonts w:ascii="Times New Roman" w:hAnsi="Times New Roman" w:cs="Times New Roman" w:eastAsia="Times New Roman"/>
+      <w:sz w:val="24"/>
+    </w:rPr>
   </w:style>
   <w:style w:type="paragraph" w:styleId="Heading1">
     <w:name w:val="heading 1"/>
